--- a/docs/tables/carbo/sec11_lm_d365_c30.docx
+++ b/docs/tables/carbo/sec11_lm_d365_c30.docx
@@ -20,7 +20,7 @@
         <w:gridCol w:w="2869"/>
         <w:gridCol w:w="778"/>
         <w:gridCol w:w="912"/>
-        <w:gridCol w:w="1463"/>
+        <w:gridCol w:w="1536"/>
         <w:gridCol w:w="1181"/>
         <w:gridCol w:w="778"/>
         <w:gridCol w:w="912"/>
@@ -2043,113 +2043,113 @@
                 <w:szCs w:val="22"/>
                 <w:color w:val="000000"/>
               </w:rPr>
-              <w:t xml:space="preserve">-0.26</w:t>
-            </w:r>
-          </w:p>
-        </w:tc>
-        <w:tc>
-          <w:tcPr>
-            <w:tcBorders>
-              <w:bottom w:val="none" w:sz="0" w:space="0" w:color="000000"/>
-              <w:top w:val="none" w:sz="0" w:space="0" w:color="000000"/>
-              <w:left w:val="none" w:sz="0" w:space="0" w:color="000000"/>
-              <w:right w:val="none" w:sz="0" w:space="0" w:color="000000"/>
-            </w:tcBorders>
-            <w:shd w:val="clear" w:color="auto" w:fill="FFFFFF"/>
-            <w:tcMar>
-              <w:top w:w="0" w:type="dxa"/>
-              <w:bottom w:w="0" w:type="dxa"/>
-              <w:left w:w="0" w:type="dxa"/>
-              <w:right w:w="0" w:type="dxa"/>
-            </w:tcMar>
-            <w:vAlign w:val="top"/>
-          </w:tcPr>
-          <w:p>
-            <w:pPr>
-              <w:pStyle w:val="Normal"/>
-              <w:jc w:val="center"/>
-              <w:pBdr>
-                <w:bottom w:val="none" w:sz="0" w:space="0" w:color="000000"/>
-                <w:top w:val="none" w:sz="0" w:space="0" w:color="000000"/>
-                <w:left w:val="none" w:sz="0" w:space="0" w:color="000000"/>
-                <w:right w:val="none" w:sz="0" w:space="0" w:color="000000"/>
-              </w:pBdr>
-              <w:spacing w:after="100" w:before="100" w:line="240"/>
-              <w:ind w:left="100" w:right="100" w:firstLine="0" w:firstLineChars="0"/>
-              <w:rPr>
-                <w:rFonts w:ascii="Helvetica" w:hAnsi="Helvetica" w:eastAsia="Helvetica" w:cs="Helvetica"/>
-                <w:i w:val="false"/>
-                <w:b w:val="false"/>
-                <w:u w:val="none"/>
-                <w:sz w:val="22"/>
-                <w:szCs w:val="22"/>
-                <w:color w:val="000000"/>
-              </w:rPr>
-            </w:pPr>
-            <w:r>
-              <w:rPr>
-                <w:rFonts w:ascii="Helvetica" w:hAnsi="Helvetica" w:eastAsia="Helvetica" w:cs="Helvetica"/>
-                <w:i w:val="false"/>
-                <w:b w:val="false"/>
-                <w:u w:val="none"/>
-                <w:sz w:val="22"/>
-                <w:szCs w:val="22"/>
-                <w:color w:val="000000"/>
-              </w:rPr>
-              <w:t xml:space="preserve">-8.8, 8.3</w:t>
-            </w:r>
-          </w:p>
-        </w:tc>
-        <w:tc>
-          <w:tcPr>
-            <w:tcBorders>
-              <w:bottom w:val="none" w:sz="0" w:space="0" w:color="000000"/>
-              <w:top w:val="none" w:sz="0" w:space="0" w:color="000000"/>
-              <w:left w:val="none" w:sz="0" w:space="0" w:color="000000"/>
-              <w:right w:val="none" w:sz="0" w:space="0" w:color="000000"/>
-            </w:tcBorders>
-            <w:shd w:val="clear" w:color="auto" w:fill="FFFFFF"/>
-            <w:tcMar>
-              <w:top w:w="0" w:type="dxa"/>
-              <w:bottom w:w="0" w:type="dxa"/>
-              <w:left w:w="0" w:type="dxa"/>
-              <w:right w:w="0" w:type="dxa"/>
-            </w:tcMar>
-            <w:vAlign w:val="top"/>
-          </w:tcPr>
-          <w:p>
-            <w:pPr>
-              <w:pStyle w:val="Normal"/>
-              <w:jc w:val="center"/>
-              <w:pBdr>
-                <w:bottom w:val="none" w:sz="0" w:space="0" w:color="000000"/>
-                <w:top w:val="none" w:sz="0" w:space="0" w:color="000000"/>
-                <w:left w:val="none" w:sz="0" w:space="0" w:color="000000"/>
-                <w:right w:val="none" w:sz="0" w:space="0" w:color="000000"/>
-              </w:pBdr>
-              <w:spacing w:after="100" w:before="100" w:line="240"/>
-              <w:ind w:left="100" w:right="100" w:firstLine="0" w:firstLineChars="0"/>
-              <w:rPr>
-                <w:rFonts w:ascii="Helvetica" w:hAnsi="Helvetica" w:eastAsia="Helvetica" w:cs="Helvetica"/>
-                <w:i w:val="false"/>
-                <w:b w:val="false"/>
-                <w:u w:val="none"/>
-                <w:sz w:val="22"/>
-                <w:szCs w:val="22"/>
-                <w:color w:val="000000"/>
-              </w:rPr>
-            </w:pPr>
-            <w:r>
-              <w:rPr>
-                <w:rFonts w:ascii="Helvetica" w:hAnsi="Helvetica" w:eastAsia="Helvetica" w:cs="Helvetica"/>
-                <w:i w:val="false"/>
-                <w:b w:val="false"/>
-                <w:u w:val="none"/>
-                <w:sz w:val="22"/>
-                <w:szCs w:val="22"/>
-                <w:color w:val="000000"/>
-              </w:rPr>
-              <w:t xml:space="preserve">0.953</w:t>
+              <w:t xml:space="preserve">2.5</w:t>
+            </w:r>
+          </w:p>
+        </w:tc>
+        <w:tc>
+          <w:tcPr>
+            <w:tcBorders>
+              <w:bottom w:val="none" w:sz="0" w:space="0" w:color="000000"/>
+              <w:top w:val="none" w:sz="0" w:space="0" w:color="000000"/>
+              <w:left w:val="none" w:sz="0" w:space="0" w:color="000000"/>
+              <w:right w:val="none" w:sz="0" w:space="0" w:color="000000"/>
+            </w:tcBorders>
+            <w:shd w:val="clear" w:color="auto" w:fill="FFFFFF"/>
+            <w:tcMar>
+              <w:top w:w="0" w:type="dxa"/>
+              <w:bottom w:w="0" w:type="dxa"/>
+              <w:left w:w="0" w:type="dxa"/>
+              <w:right w:w="0" w:type="dxa"/>
+            </w:tcMar>
+            <w:vAlign w:val="top"/>
+          </w:tcPr>
+          <w:p>
+            <w:pPr>
+              <w:pStyle w:val="Normal"/>
+              <w:jc w:val="center"/>
+              <w:pBdr>
+                <w:bottom w:val="none" w:sz="0" w:space="0" w:color="000000"/>
+                <w:top w:val="none" w:sz="0" w:space="0" w:color="000000"/>
+                <w:left w:val="none" w:sz="0" w:space="0" w:color="000000"/>
+                <w:right w:val="none" w:sz="0" w:space="0" w:color="000000"/>
+              </w:pBdr>
+              <w:spacing w:after="100" w:before="100" w:line="240"/>
+              <w:ind w:left="100" w:right="100" w:firstLine="0" w:firstLineChars="0"/>
+              <w:rPr>
+                <w:rFonts w:ascii="Helvetica" w:hAnsi="Helvetica" w:eastAsia="Helvetica" w:cs="Helvetica"/>
+                <w:i w:val="false"/>
+                <w:b w:val="false"/>
+                <w:u w:val="none"/>
+                <w:sz w:val="22"/>
+                <w:szCs w:val="22"/>
+                <w:color w:val="000000"/>
+              </w:rPr>
+            </w:pPr>
+            <w:r>
+              <w:rPr>
+                <w:rFonts w:ascii="Helvetica" w:hAnsi="Helvetica" w:eastAsia="Helvetica" w:cs="Helvetica"/>
+                <w:i w:val="false"/>
+                <w:b w:val="false"/>
+                <w:u w:val="none"/>
+                <w:sz w:val="22"/>
+                <w:szCs w:val="22"/>
+                <w:color w:val="000000"/>
+              </w:rPr>
+              <w:t xml:space="preserve">-5.6, 11</w:t>
+            </w:r>
+          </w:p>
+        </w:tc>
+        <w:tc>
+          <w:tcPr>
+            <w:tcBorders>
+              <w:bottom w:val="none" w:sz="0" w:space="0" w:color="000000"/>
+              <w:top w:val="none" w:sz="0" w:space="0" w:color="000000"/>
+              <w:left w:val="none" w:sz="0" w:space="0" w:color="000000"/>
+              <w:right w:val="none" w:sz="0" w:space="0" w:color="000000"/>
+            </w:tcBorders>
+            <w:shd w:val="clear" w:color="auto" w:fill="FFFFFF"/>
+            <w:tcMar>
+              <w:top w:w="0" w:type="dxa"/>
+              <w:bottom w:w="0" w:type="dxa"/>
+              <w:left w:w="0" w:type="dxa"/>
+              <w:right w:w="0" w:type="dxa"/>
+            </w:tcMar>
+            <w:vAlign w:val="top"/>
+          </w:tcPr>
+          <w:p>
+            <w:pPr>
+              <w:pStyle w:val="Normal"/>
+              <w:jc w:val="center"/>
+              <w:pBdr>
+                <w:bottom w:val="none" w:sz="0" w:space="0" w:color="000000"/>
+                <w:top w:val="none" w:sz="0" w:space="0" w:color="000000"/>
+                <w:left w:val="none" w:sz="0" w:space="0" w:color="000000"/>
+                <w:right w:val="none" w:sz="0" w:space="0" w:color="000000"/>
+              </w:pBdr>
+              <w:spacing w:after="100" w:before="100" w:line="240"/>
+              <w:ind w:left="100" w:right="100" w:firstLine="0" w:firstLineChars="0"/>
+              <w:rPr>
+                <w:rFonts w:ascii="Helvetica" w:hAnsi="Helvetica" w:eastAsia="Helvetica" w:cs="Helvetica"/>
+                <w:i w:val="false"/>
+                <w:b w:val="false"/>
+                <w:u w:val="none"/>
+                <w:sz w:val="22"/>
+                <w:szCs w:val="22"/>
+                <w:color w:val="000000"/>
+              </w:rPr>
+            </w:pPr>
+            <w:r>
+              <w:rPr>
+                <w:rFonts w:ascii="Helvetica" w:hAnsi="Helvetica" w:eastAsia="Helvetica" w:cs="Helvetica"/>
+                <w:i w:val="false"/>
+                <w:b w:val="false"/>
+                <w:u w:val="none"/>
+                <w:sz w:val="22"/>
+                <w:szCs w:val="22"/>
+                <w:color w:val="000000"/>
+              </w:rPr>
+              <w:t xml:space="preserve">0.541</w:t>
             </w:r>
           </w:p>
         </w:tc>
@@ -2526,113 +2526,113 @@
                 <w:szCs w:val="22"/>
                 <w:color w:val="000000"/>
               </w:rPr>
-              <w:t xml:space="preserve">-0.04</w:t>
-            </w:r>
-          </w:p>
-        </w:tc>
-        <w:tc>
-          <w:tcPr>
-            <w:tcBorders>
-              <w:bottom w:val="none" w:sz="0" w:space="0" w:color="000000"/>
-              <w:top w:val="none" w:sz="0" w:space="0" w:color="000000"/>
-              <w:left w:val="none" w:sz="0" w:space="0" w:color="000000"/>
-              <w:right w:val="none" w:sz="0" w:space="0" w:color="000000"/>
-            </w:tcBorders>
-            <w:shd w:val="clear" w:color="auto" w:fill="FFFFFF"/>
-            <w:tcMar>
-              <w:top w:w="0" w:type="dxa"/>
-              <w:bottom w:w="0" w:type="dxa"/>
-              <w:left w:w="0" w:type="dxa"/>
-              <w:right w:w="0" w:type="dxa"/>
-            </w:tcMar>
-            <w:vAlign w:val="top"/>
-          </w:tcPr>
-          <w:p>
-            <w:pPr>
-              <w:pStyle w:val="Normal"/>
-              <w:jc w:val="center"/>
-              <w:pBdr>
-                <w:bottom w:val="none" w:sz="0" w:space="0" w:color="000000"/>
-                <w:top w:val="none" w:sz="0" w:space="0" w:color="000000"/>
-                <w:left w:val="none" w:sz="0" w:space="0" w:color="000000"/>
-                <w:right w:val="none" w:sz="0" w:space="0" w:color="000000"/>
-              </w:pBdr>
-              <w:spacing w:after="100" w:before="100" w:line="240"/>
-              <w:ind w:left="100" w:right="100" w:firstLine="0" w:firstLineChars="0"/>
-              <w:rPr>
-                <w:rFonts w:ascii="Helvetica" w:hAnsi="Helvetica" w:eastAsia="Helvetica" w:cs="Helvetica"/>
-                <w:i w:val="false"/>
-                <w:b w:val="false"/>
-                <w:u w:val="none"/>
-                <w:sz w:val="22"/>
-                <w:szCs w:val="22"/>
-                <w:color w:val="000000"/>
-              </w:rPr>
-            </w:pPr>
-            <w:r>
-              <w:rPr>
-                <w:rFonts w:ascii="Helvetica" w:hAnsi="Helvetica" w:eastAsia="Helvetica" w:cs="Helvetica"/>
-                <w:i w:val="false"/>
-                <w:b w:val="false"/>
-                <w:u w:val="none"/>
-                <w:sz w:val="22"/>
-                <w:szCs w:val="22"/>
-                <w:color w:val="000000"/>
-              </w:rPr>
-              <w:t xml:space="preserve">-0.32, 0.23</w:t>
-            </w:r>
-          </w:p>
-        </w:tc>
-        <w:tc>
-          <w:tcPr>
-            <w:tcBorders>
-              <w:bottom w:val="none" w:sz="0" w:space="0" w:color="000000"/>
-              <w:top w:val="none" w:sz="0" w:space="0" w:color="000000"/>
-              <w:left w:val="none" w:sz="0" w:space="0" w:color="000000"/>
-              <w:right w:val="none" w:sz="0" w:space="0" w:color="000000"/>
-            </w:tcBorders>
-            <w:shd w:val="clear" w:color="auto" w:fill="FFFFFF"/>
-            <w:tcMar>
-              <w:top w:w="0" w:type="dxa"/>
-              <w:bottom w:w="0" w:type="dxa"/>
-              <w:left w:w="0" w:type="dxa"/>
-              <w:right w:w="0" w:type="dxa"/>
-            </w:tcMar>
-            <w:vAlign w:val="top"/>
-          </w:tcPr>
-          <w:p>
-            <w:pPr>
-              <w:pStyle w:val="Normal"/>
-              <w:jc w:val="center"/>
-              <w:pBdr>
-                <w:bottom w:val="none" w:sz="0" w:space="0" w:color="000000"/>
-                <w:top w:val="none" w:sz="0" w:space="0" w:color="000000"/>
-                <w:left w:val="none" w:sz="0" w:space="0" w:color="000000"/>
-                <w:right w:val="none" w:sz="0" w:space="0" w:color="000000"/>
-              </w:pBdr>
-              <w:spacing w:after="100" w:before="100" w:line="240"/>
-              <w:ind w:left="100" w:right="100" w:firstLine="0" w:firstLineChars="0"/>
-              <w:rPr>
-                <w:rFonts w:ascii="Helvetica" w:hAnsi="Helvetica" w:eastAsia="Helvetica" w:cs="Helvetica"/>
-                <w:i w:val="false"/>
-                <w:b w:val="false"/>
-                <w:u w:val="none"/>
-                <w:sz w:val="22"/>
-                <w:szCs w:val="22"/>
-                <w:color w:val="000000"/>
-              </w:rPr>
-            </w:pPr>
-            <w:r>
-              <w:rPr>
-                <w:rFonts w:ascii="Helvetica" w:hAnsi="Helvetica" w:eastAsia="Helvetica" w:cs="Helvetica"/>
-                <w:i w:val="false"/>
-                <w:b w:val="false"/>
-                <w:u w:val="none"/>
-                <w:sz w:val="22"/>
-                <w:szCs w:val="22"/>
-                <w:color w:val="000000"/>
-              </w:rPr>
-              <w:t xml:space="preserve">0.771</w:t>
+              <w:t xml:space="preserve">-0.06</w:t>
+            </w:r>
+          </w:p>
+        </w:tc>
+        <w:tc>
+          <w:tcPr>
+            <w:tcBorders>
+              <w:bottom w:val="none" w:sz="0" w:space="0" w:color="000000"/>
+              <w:top w:val="none" w:sz="0" w:space="0" w:color="000000"/>
+              <w:left w:val="none" w:sz="0" w:space="0" w:color="000000"/>
+              <w:right w:val="none" w:sz="0" w:space="0" w:color="000000"/>
+            </w:tcBorders>
+            <w:shd w:val="clear" w:color="auto" w:fill="FFFFFF"/>
+            <w:tcMar>
+              <w:top w:w="0" w:type="dxa"/>
+              <w:bottom w:w="0" w:type="dxa"/>
+              <w:left w:w="0" w:type="dxa"/>
+              <w:right w:w="0" w:type="dxa"/>
+            </w:tcMar>
+            <w:vAlign w:val="top"/>
+          </w:tcPr>
+          <w:p>
+            <w:pPr>
+              <w:pStyle w:val="Normal"/>
+              <w:jc w:val="center"/>
+              <w:pBdr>
+                <w:bottom w:val="none" w:sz="0" w:space="0" w:color="000000"/>
+                <w:top w:val="none" w:sz="0" w:space="0" w:color="000000"/>
+                <w:left w:val="none" w:sz="0" w:space="0" w:color="000000"/>
+                <w:right w:val="none" w:sz="0" w:space="0" w:color="000000"/>
+              </w:pBdr>
+              <w:spacing w:after="100" w:before="100" w:line="240"/>
+              <w:ind w:left="100" w:right="100" w:firstLine="0" w:firstLineChars="0"/>
+              <w:rPr>
+                <w:rFonts w:ascii="Helvetica" w:hAnsi="Helvetica" w:eastAsia="Helvetica" w:cs="Helvetica"/>
+                <w:i w:val="false"/>
+                <w:b w:val="false"/>
+                <w:u w:val="none"/>
+                <w:sz w:val="22"/>
+                <w:szCs w:val="22"/>
+                <w:color w:val="000000"/>
+              </w:rPr>
+            </w:pPr>
+            <w:r>
+              <w:rPr>
+                <w:rFonts w:ascii="Helvetica" w:hAnsi="Helvetica" w:eastAsia="Helvetica" w:cs="Helvetica"/>
+                <w:i w:val="false"/>
+                <w:b w:val="false"/>
+                <w:u w:val="none"/>
+                <w:sz w:val="22"/>
+                <w:szCs w:val="22"/>
+                <w:color w:val="000000"/>
+              </w:rPr>
+              <w:t xml:space="preserve">-0.32, 0.20</w:t>
+            </w:r>
+          </w:p>
+        </w:tc>
+        <w:tc>
+          <w:tcPr>
+            <w:tcBorders>
+              <w:bottom w:val="none" w:sz="0" w:space="0" w:color="000000"/>
+              <w:top w:val="none" w:sz="0" w:space="0" w:color="000000"/>
+              <w:left w:val="none" w:sz="0" w:space="0" w:color="000000"/>
+              <w:right w:val="none" w:sz="0" w:space="0" w:color="000000"/>
+            </w:tcBorders>
+            <w:shd w:val="clear" w:color="auto" w:fill="FFFFFF"/>
+            <w:tcMar>
+              <w:top w:w="0" w:type="dxa"/>
+              <w:bottom w:w="0" w:type="dxa"/>
+              <w:left w:w="0" w:type="dxa"/>
+              <w:right w:w="0" w:type="dxa"/>
+            </w:tcMar>
+            <w:vAlign w:val="top"/>
+          </w:tcPr>
+          <w:p>
+            <w:pPr>
+              <w:pStyle w:val="Normal"/>
+              <w:jc w:val="center"/>
+              <w:pBdr>
+                <w:bottom w:val="none" w:sz="0" w:space="0" w:color="000000"/>
+                <w:top w:val="none" w:sz="0" w:space="0" w:color="000000"/>
+                <w:left w:val="none" w:sz="0" w:space="0" w:color="000000"/>
+                <w:right w:val="none" w:sz="0" w:space="0" w:color="000000"/>
+              </w:pBdr>
+              <w:spacing w:after="100" w:before="100" w:line="240"/>
+              <w:ind w:left="100" w:right="100" w:firstLine="0" w:firstLineChars="0"/>
+              <w:rPr>
+                <w:rFonts w:ascii="Helvetica" w:hAnsi="Helvetica" w:eastAsia="Helvetica" w:cs="Helvetica"/>
+                <w:i w:val="false"/>
+                <w:b w:val="false"/>
+                <w:u w:val="none"/>
+                <w:sz w:val="22"/>
+                <w:szCs w:val="22"/>
+                <w:color w:val="000000"/>
+              </w:rPr>
+            </w:pPr>
+            <w:r>
+              <w:rPr>
+                <w:rFonts w:ascii="Helvetica" w:hAnsi="Helvetica" w:eastAsia="Helvetica" w:cs="Helvetica"/>
+                <w:i w:val="false"/>
+                <w:b w:val="false"/>
+                <w:u w:val="none"/>
+                <w:sz w:val="22"/>
+                <w:szCs w:val="22"/>
+                <w:color w:val="000000"/>
+              </w:rPr>
+              <w:t xml:space="preserve">0.660</w:t>
             </w:r>
           </w:p>
         </w:tc>
@@ -3975,113 +3975,113 @@
                 <w:szCs w:val="22"/>
                 <w:color w:val="000000"/>
               </w:rPr>
-              <w:t xml:space="preserve">-12</w:t>
-            </w:r>
-          </w:p>
-        </w:tc>
-        <w:tc>
-          <w:tcPr>
-            <w:tcBorders>
-              <w:bottom w:val="none" w:sz="0" w:space="0" w:color="000000"/>
-              <w:top w:val="none" w:sz="0" w:space="0" w:color="000000"/>
-              <w:left w:val="none" w:sz="0" w:space="0" w:color="000000"/>
-              <w:right w:val="none" w:sz="0" w:space="0" w:color="000000"/>
-            </w:tcBorders>
-            <w:shd w:val="clear" w:color="auto" w:fill="FFFFFF"/>
-            <w:tcMar>
-              <w:top w:w="0" w:type="dxa"/>
-              <w:bottom w:w="0" w:type="dxa"/>
-              <w:left w:w="0" w:type="dxa"/>
-              <w:right w:w="0" w:type="dxa"/>
-            </w:tcMar>
-            <w:vAlign w:val="top"/>
-          </w:tcPr>
-          <w:p>
-            <w:pPr>
-              <w:pStyle w:val="Normal"/>
-              <w:jc w:val="center"/>
-              <w:pBdr>
-                <w:bottom w:val="none" w:sz="0" w:space="0" w:color="000000"/>
-                <w:top w:val="none" w:sz="0" w:space="0" w:color="000000"/>
-                <w:left w:val="none" w:sz="0" w:space="0" w:color="000000"/>
-                <w:right w:val="none" w:sz="0" w:space="0" w:color="000000"/>
-              </w:pBdr>
-              <w:spacing w:after="100" w:before="100" w:line="240"/>
-              <w:ind w:left="100" w:right="100" w:firstLine="0" w:firstLineChars="0"/>
-              <w:rPr>
-                <w:rFonts w:ascii="Helvetica" w:hAnsi="Helvetica" w:eastAsia="Helvetica" w:cs="Helvetica"/>
-                <w:i w:val="false"/>
-                <w:b w:val="false"/>
-                <w:u w:val="none"/>
-                <w:sz w:val="22"/>
-                <w:szCs w:val="22"/>
-                <w:color w:val="000000"/>
-              </w:rPr>
-            </w:pPr>
-            <w:r>
-              <w:rPr>
-                <w:rFonts w:ascii="Helvetica" w:hAnsi="Helvetica" w:eastAsia="Helvetica" w:cs="Helvetica"/>
-                <w:i w:val="false"/>
-                <w:b w:val="false"/>
-                <w:u w:val="none"/>
-                <w:sz w:val="22"/>
-                <w:szCs w:val="22"/>
-                <w:color w:val="000000"/>
-              </w:rPr>
-              <w:t xml:space="preserve">-23, -1.5</w:t>
-            </w:r>
-          </w:p>
-        </w:tc>
-        <w:tc>
-          <w:tcPr>
-            <w:tcBorders>
-              <w:bottom w:val="none" w:sz="0" w:space="0" w:color="000000"/>
-              <w:top w:val="none" w:sz="0" w:space="0" w:color="000000"/>
-              <w:left w:val="none" w:sz="0" w:space="0" w:color="000000"/>
-              <w:right w:val="none" w:sz="0" w:space="0" w:color="000000"/>
-            </w:tcBorders>
-            <w:shd w:val="clear" w:color="auto" w:fill="FFFFFF"/>
-            <w:tcMar>
-              <w:top w:w="0" w:type="dxa"/>
-              <w:bottom w:w="0" w:type="dxa"/>
-              <w:left w:w="0" w:type="dxa"/>
-              <w:right w:w="0" w:type="dxa"/>
-            </w:tcMar>
-            <w:vAlign w:val="top"/>
-          </w:tcPr>
-          <w:p>
-            <w:pPr>
-              <w:pStyle w:val="Normal"/>
-              <w:jc w:val="center"/>
-              <w:pBdr>
-                <w:bottom w:val="none" w:sz="0" w:space="0" w:color="000000"/>
-                <w:top w:val="none" w:sz="0" w:space="0" w:color="000000"/>
-                <w:left w:val="none" w:sz="0" w:space="0" w:color="000000"/>
-                <w:right w:val="none" w:sz="0" w:space="0" w:color="000000"/>
-              </w:pBdr>
-              <w:spacing w:after="100" w:before="100" w:line="240"/>
-              <w:ind w:left="100" w:right="100" w:firstLine="0" w:firstLineChars="0"/>
-              <w:rPr>
-                <w:rFonts w:ascii="Helvetica" w:hAnsi="Helvetica" w:eastAsia="Helvetica" w:cs="Helvetica"/>
-                <w:i w:val="false"/>
-                <w:b w:val="false"/>
-                <w:u w:val="none"/>
-                <w:sz w:val="22"/>
-                <w:szCs w:val="22"/>
-                <w:color w:val="000000"/>
-              </w:rPr>
-            </w:pPr>
-            <w:r>
-              <w:rPr>
-                <w:rFonts w:ascii="Helvetica" w:hAnsi="Helvetica" w:eastAsia="Helvetica" w:cs="Helvetica"/>
-                <w:i w:val="false"/>
-                <w:b w:val="false"/>
-                <w:u w:val="none"/>
-                <w:sz w:val="22"/>
-                <w:szCs w:val="22"/>
-                <w:color w:val="000000"/>
-              </w:rPr>
-              <w:t xml:space="preserve">0.027</w:t>
+              <w:t xml:space="preserve">-11</w:t>
+            </w:r>
+          </w:p>
+        </w:tc>
+        <w:tc>
+          <w:tcPr>
+            <w:tcBorders>
+              <w:bottom w:val="none" w:sz="0" w:space="0" w:color="000000"/>
+              <w:top w:val="none" w:sz="0" w:space="0" w:color="000000"/>
+              <w:left w:val="none" w:sz="0" w:space="0" w:color="000000"/>
+              <w:right w:val="none" w:sz="0" w:space="0" w:color="000000"/>
+            </w:tcBorders>
+            <w:shd w:val="clear" w:color="auto" w:fill="FFFFFF"/>
+            <w:tcMar>
+              <w:top w:w="0" w:type="dxa"/>
+              <w:bottom w:w="0" w:type="dxa"/>
+              <w:left w:w="0" w:type="dxa"/>
+              <w:right w:w="0" w:type="dxa"/>
+            </w:tcMar>
+            <w:vAlign w:val="top"/>
+          </w:tcPr>
+          <w:p>
+            <w:pPr>
+              <w:pStyle w:val="Normal"/>
+              <w:jc w:val="center"/>
+              <w:pBdr>
+                <w:bottom w:val="none" w:sz="0" w:space="0" w:color="000000"/>
+                <w:top w:val="none" w:sz="0" w:space="0" w:color="000000"/>
+                <w:left w:val="none" w:sz="0" w:space="0" w:color="000000"/>
+                <w:right w:val="none" w:sz="0" w:space="0" w:color="000000"/>
+              </w:pBdr>
+              <w:spacing w:after="100" w:before="100" w:line="240"/>
+              <w:ind w:left="100" w:right="100" w:firstLine="0" w:firstLineChars="0"/>
+              <w:rPr>
+                <w:rFonts w:ascii="Helvetica" w:hAnsi="Helvetica" w:eastAsia="Helvetica" w:cs="Helvetica"/>
+                <w:i w:val="false"/>
+                <w:b w:val="false"/>
+                <w:u w:val="none"/>
+                <w:sz w:val="22"/>
+                <w:szCs w:val="22"/>
+                <w:color w:val="000000"/>
+              </w:rPr>
+            </w:pPr>
+            <w:r>
+              <w:rPr>
+                <w:rFonts w:ascii="Helvetica" w:hAnsi="Helvetica" w:eastAsia="Helvetica" w:cs="Helvetica"/>
+                <w:i w:val="false"/>
+                <w:b w:val="false"/>
+                <w:u w:val="none"/>
+                <w:sz w:val="22"/>
+                <w:szCs w:val="22"/>
+                <w:color w:val="000000"/>
+              </w:rPr>
+              <w:t xml:space="preserve">-22, -0.83</w:t>
+            </w:r>
+          </w:p>
+        </w:tc>
+        <w:tc>
+          <w:tcPr>
+            <w:tcBorders>
+              <w:bottom w:val="none" w:sz="0" w:space="0" w:color="000000"/>
+              <w:top w:val="none" w:sz="0" w:space="0" w:color="000000"/>
+              <w:left w:val="none" w:sz="0" w:space="0" w:color="000000"/>
+              <w:right w:val="none" w:sz="0" w:space="0" w:color="000000"/>
+            </w:tcBorders>
+            <w:shd w:val="clear" w:color="auto" w:fill="FFFFFF"/>
+            <w:tcMar>
+              <w:top w:w="0" w:type="dxa"/>
+              <w:bottom w:w="0" w:type="dxa"/>
+              <w:left w:w="0" w:type="dxa"/>
+              <w:right w:w="0" w:type="dxa"/>
+            </w:tcMar>
+            <w:vAlign w:val="top"/>
+          </w:tcPr>
+          <w:p>
+            <w:pPr>
+              <w:pStyle w:val="Normal"/>
+              <w:jc w:val="center"/>
+              <w:pBdr>
+                <w:bottom w:val="none" w:sz="0" w:space="0" w:color="000000"/>
+                <w:top w:val="none" w:sz="0" w:space="0" w:color="000000"/>
+                <w:left w:val="none" w:sz="0" w:space="0" w:color="000000"/>
+                <w:right w:val="none" w:sz="0" w:space="0" w:color="000000"/>
+              </w:pBdr>
+              <w:spacing w:after="100" w:before="100" w:line="240"/>
+              <w:ind w:left="100" w:right="100" w:firstLine="0" w:firstLineChars="0"/>
+              <w:rPr>
+                <w:rFonts w:ascii="Helvetica" w:hAnsi="Helvetica" w:eastAsia="Helvetica" w:cs="Helvetica"/>
+                <w:i w:val="false"/>
+                <w:b w:val="false"/>
+                <w:u w:val="none"/>
+                <w:sz w:val="22"/>
+                <w:szCs w:val="22"/>
+                <w:color w:val="000000"/>
+              </w:rPr>
+            </w:pPr>
+            <w:r>
+              <w:rPr>
+                <w:rFonts w:ascii="Helvetica" w:hAnsi="Helvetica" w:eastAsia="Helvetica" w:cs="Helvetica"/>
+                <w:i w:val="false"/>
+                <w:b w:val="false"/>
+                <w:u w:val="none"/>
+                <w:sz w:val="22"/>
+                <w:szCs w:val="22"/>
+                <w:color w:val="000000"/>
+              </w:rPr>
+              <w:t xml:space="preserve">0.035</w:t>
             </w:r>
           </w:p>
         </w:tc>
@@ -4458,113 +4458,113 @@
                 <w:szCs w:val="22"/>
                 <w:color w:val="000000"/>
               </w:rPr>
-              <w:t xml:space="preserve">0.38</w:t>
-            </w:r>
-          </w:p>
-        </w:tc>
-        <w:tc>
-          <w:tcPr>
-            <w:tcBorders>
-              <w:bottom w:val="none" w:sz="0" w:space="0" w:color="000000"/>
-              <w:top w:val="none" w:sz="0" w:space="0" w:color="000000"/>
-              <w:left w:val="none" w:sz="0" w:space="0" w:color="000000"/>
-              <w:right w:val="none" w:sz="0" w:space="0" w:color="000000"/>
-            </w:tcBorders>
-            <w:shd w:val="clear" w:color="auto" w:fill="FFFFFF"/>
-            <w:tcMar>
-              <w:top w:w="0" w:type="dxa"/>
-              <w:bottom w:w="0" w:type="dxa"/>
-              <w:left w:w="0" w:type="dxa"/>
-              <w:right w:w="0" w:type="dxa"/>
-            </w:tcMar>
-            <w:vAlign w:val="top"/>
-          </w:tcPr>
-          <w:p>
-            <w:pPr>
-              <w:pStyle w:val="Normal"/>
-              <w:jc w:val="center"/>
-              <w:pBdr>
-                <w:bottom w:val="none" w:sz="0" w:space="0" w:color="000000"/>
-                <w:top w:val="none" w:sz="0" w:space="0" w:color="000000"/>
-                <w:left w:val="none" w:sz="0" w:space="0" w:color="000000"/>
-                <w:right w:val="none" w:sz="0" w:space="0" w:color="000000"/>
-              </w:pBdr>
-              <w:spacing w:after="100" w:before="100" w:line="240"/>
-              <w:ind w:left="100" w:right="100" w:firstLine="0" w:firstLineChars="0"/>
-              <w:rPr>
-                <w:rFonts w:ascii="Helvetica" w:hAnsi="Helvetica" w:eastAsia="Helvetica" w:cs="Helvetica"/>
-                <w:i w:val="false"/>
-                <w:b w:val="false"/>
-                <w:u w:val="none"/>
-                <w:sz w:val="22"/>
-                <w:szCs w:val="22"/>
-                <w:color w:val="000000"/>
-              </w:rPr>
-            </w:pPr>
-            <w:r>
-              <w:rPr>
-                <w:rFonts w:ascii="Helvetica" w:hAnsi="Helvetica" w:eastAsia="Helvetica" w:cs="Helvetica"/>
-                <w:i w:val="false"/>
-                <w:b w:val="false"/>
-                <w:u w:val="none"/>
-                <w:sz w:val="22"/>
-                <w:szCs w:val="22"/>
-                <w:color w:val="000000"/>
-              </w:rPr>
-              <w:t xml:space="preserve">-0.67, 1.4</w:t>
-            </w:r>
-          </w:p>
-        </w:tc>
-        <w:tc>
-          <w:tcPr>
-            <w:tcBorders>
-              <w:bottom w:val="none" w:sz="0" w:space="0" w:color="000000"/>
-              <w:top w:val="none" w:sz="0" w:space="0" w:color="000000"/>
-              <w:left w:val="none" w:sz="0" w:space="0" w:color="000000"/>
-              <w:right w:val="none" w:sz="0" w:space="0" w:color="000000"/>
-            </w:tcBorders>
-            <w:shd w:val="clear" w:color="auto" w:fill="FFFFFF"/>
-            <w:tcMar>
-              <w:top w:w="0" w:type="dxa"/>
-              <w:bottom w:w="0" w:type="dxa"/>
-              <w:left w:w="0" w:type="dxa"/>
-              <w:right w:w="0" w:type="dxa"/>
-            </w:tcMar>
-            <w:vAlign w:val="top"/>
-          </w:tcPr>
-          <w:p>
-            <w:pPr>
-              <w:pStyle w:val="Normal"/>
-              <w:jc w:val="center"/>
-              <w:pBdr>
-                <w:bottom w:val="none" w:sz="0" w:space="0" w:color="000000"/>
-                <w:top w:val="none" w:sz="0" w:space="0" w:color="000000"/>
-                <w:left w:val="none" w:sz="0" w:space="0" w:color="000000"/>
-                <w:right w:val="none" w:sz="0" w:space="0" w:color="000000"/>
-              </w:pBdr>
-              <w:spacing w:after="100" w:before="100" w:line="240"/>
-              <w:ind w:left="100" w:right="100" w:firstLine="0" w:firstLineChars="0"/>
-              <w:rPr>
-                <w:rFonts w:ascii="Helvetica" w:hAnsi="Helvetica" w:eastAsia="Helvetica" w:cs="Helvetica"/>
-                <w:i w:val="false"/>
-                <w:b w:val="false"/>
-                <w:u w:val="none"/>
-                <w:sz w:val="22"/>
-                <w:szCs w:val="22"/>
-                <w:color w:val="000000"/>
-              </w:rPr>
-            </w:pPr>
-            <w:r>
-              <w:rPr>
-                <w:rFonts w:ascii="Helvetica" w:hAnsi="Helvetica" w:eastAsia="Helvetica" w:cs="Helvetica"/>
-                <w:i w:val="false"/>
-                <w:b w:val="false"/>
-                <w:u w:val="none"/>
-                <w:sz w:val="22"/>
-                <w:szCs w:val="22"/>
-                <w:color w:val="000000"/>
-              </w:rPr>
-              <w:t xml:space="preserve">0.475</w:t>
+              <w:t xml:space="preserve">0.34</w:t>
+            </w:r>
+          </w:p>
+        </w:tc>
+        <w:tc>
+          <w:tcPr>
+            <w:tcBorders>
+              <w:bottom w:val="none" w:sz="0" w:space="0" w:color="000000"/>
+              <w:top w:val="none" w:sz="0" w:space="0" w:color="000000"/>
+              <w:left w:val="none" w:sz="0" w:space="0" w:color="000000"/>
+              <w:right w:val="none" w:sz="0" w:space="0" w:color="000000"/>
+            </w:tcBorders>
+            <w:shd w:val="clear" w:color="auto" w:fill="FFFFFF"/>
+            <w:tcMar>
+              <w:top w:w="0" w:type="dxa"/>
+              <w:bottom w:w="0" w:type="dxa"/>
+              <w:left w:w="0" w:type="dxa"/>
+              <w:right w:w="0" w:type="dxa"/>
+            </w:tcMar>
+            <w:vAlign w:val="top"/>
+          </w:tcPr>
+          <w:p>
+            <w:pPr>
+              <w:pStyle w:val="Normal"/>
+              <w:jc w:val="center"/>
+              <w:pBdr>
+                <w:bottom w:val="none" w:sz="0" w:space="0" w:color="000000"/>
+                <w:top w:val="none" w:sz="0" w:space="0" w:color="000000"/>
+                <w:left w:val="none" w:sz="0" w:space="0" w:color="000000"/>
+                <w:right w:val="none" w:sz="0" w:space="0" w:color="000000"/>
+              </w:pBdr>
+              <w:spacing w:after="100" w:before="100" w:line="240"/>
+              <w:ind w:left="100" w:right="100" w:firstLine="0" w:firstLineChars="0"/>
+              <w:rPr>
+                <w:rFonts w:ascii="Helvetica" w:hAnsi="Helvetica" w:eastAsia="Helvetica" w:cs="Helvetica"/>
+                <w:i w:val="false"/>
+                <w:b w:val="false"/>
+                <w:u w:val="none"/>
+                <w:sz w:val="22"/>
+                <w:szCs w:val="22"/>
+                <w:color w:val="000000"/>
+              </w:rPr>
+            </w:pPr>
+            <w:r>
+              <w:rPr>
+                <w:rFonts w:ascii="Helvetica" w:hAnsi="Helvetica" w:eastAsia="Helvetica" w:cs="Helvetica"/>
+                <w:i w:val="false"/>
+                <w:b w:val="false"/>
+                <w:u w:val="none"/>
+                <w:sz w:val="22"/>
+                <w:szCs w:val="22"/>
+                <w:color w:val="000000"/>
+              </w:rPr>
+              <w:t xml:space="preserve">-0.68, 1.4</w:t>
+            </w:r>
+          </w:p>
+        </w:tc>
+        <w:tc>
+          <w:tcPr>
+            <w:tcBorders>
+              <w:bottom w:val="none" w:sz="0" w:space="0" w:color="000000"/>
+              <w:top w:val="none" w:sz="0" w:space="0" w:color="000000"/>
+              <w:left w:val="none" w:sz="0" w:space="0" w:color="000000"/>
+              <w:right w:val="none" w:sz="0" w:space="0" w:color="000000"/>
+            </w:tcBorders>
+            <w:shd w:val="clear" w:color="auto" w:fill="FFFFFF"/>
+            <w:tcMar>
+              <w:top w:w="0" w:type="dxa"/>
+              <w:bottom w:w="0" w:type="dxa"/>
+              <w:left w:w="0" w:type="dxa"/>
+              <w:right w:w="0" w:type="dxa"/>
+            </w:tcMar>
+            <w:vAlign w:val="top"/>
+          </w:tcPr>
+          <w:p>
+            <w:pPr>
+              <w:pStyle w:val="Normal"/>
+              <w:jc w:val="center"/>
+              <w:pBdr>
+                <w:bottom w:val="none" w:sz="0" w:space="0" w:color="000000"/>
+                <w:top w:val="none" w:sz="0" w:space="0" w:color="000000"/>
+                <w:left w:val="none" w:sz="0" w:space="0" w:color="000000"/>
+                <w:right w:val="none" w:sz="0" w:space="0" w:color="000000"/>
+              </w:pBdr>
+              <w:spacing w:after="100" w:before="100" w:line="240"/>
+              <w:ind w:left="100" w:right="100" w:firstLine="0" w:firstLineChars="0"/>
+              <w:rPr>
+                <w:rFonts w:ascii="Helvetica" w:hAnsi="Helvetica" w:eastAsia="Helvetica" w:cs="Helvetica"/>
+                <w:i w:val="false"/>
+                <w:b w:val="false"/>
+                <w:u w:val="none"/>
+                <w:sz w:val="22"/>
+                <w:szCs w:val="22"/>
+                <w:color w:val="000000"/>
+              </w:rPr>
+            </w:pPr>
+            <w:r>
+              <w:rPr>
+                <w:rFonts w:ascii="Helvetica" w:hAnsi="Helvetica" w:eastAsia="Helvetica" w:cs="Helvetica"/>
+                <w:i w:val="false"/>
+                <w:b w:val="false"/>
+                <w:u w:val="none"/>
+                <w:sz w:val="22"/>
+                <w:szCs w:val="22"/>
+                <w:color w:val="000000"/>
+              </w:rPr>
+              <w:t xml:space="preserve">0.508</w:t>
             </w:r>
           </w:p>
         </w:tc>
@@ -5907,113 +5907,113 @@
                 <w:szCs w:val="22"/>
                 <w:color w:val="000000"/>
               </w:rPr>
-              <w:t xml:space="preserve">0.02</w:t>
-            </w:r>
-          </w:p>
-        </w:tc>
-        <w:tc>
-          <w:tcPr>
-            <w:tcBorders>
-              <w:bottom w:val="none" w:sz="0" w:space="0" w:color="000000"/>
-              <w:top w:val="none" w:sz="0" w:space="0" w:color="000000"/>
-              <w:left w:val="none" w:sz="0" w:space="0" w:color="000000"/>
-              <w:right w:val="none" w:sz="0" w:space="0" w:color="000000"/>
-            </w:tcBorders>
-            <w:shd w:val="clear" w:color="auto" w:fill="FFFFFF"/>
-            <w:tcMar>
-              <w:top w:w="0" w:type="dxa"/>
-              <w:bottom w:w="0" w:type="dxa"/>
-              <w:left w:w="0" w:type="dxa"/>
-              <w:right w:w="0" w:type="dxa"/>
-            </w:tcMar>
-            <w:vAlign w:val="top"/>
-          </w:tcPr>
-          <w:p>
-            <w:pPr>
-              <w:pStyle w:val="Normal"/>
-              <w:jc w:val="center"/>
-              <w:pBdr>
-                <w:bottom w:val="none" w:sz="0" w:space="0" w:color="000000"/>
-                <w:top w:val="none" w:sz="0" w:space="0" w:color="000000"/>
-                <w:left w:val="none" w:sz="0" w:space="0" w:color="000000"/>
-                <w:right w:val="none" w:sz="0" w:space="0" w:color="000000"/>
-              </w:pBdr>
-              <w:spacing w:after="100" w:before="100" w:line="240"/>
-              <w:ind w:left="100" w:right="100" w:firstLine="0" w:firstLineChars="0"/>
-              <w:rPr>
-                <w:rFonts w:ascii="Helvetica" w:hAnsi="Helvetica" w:eastAsia="Helvetica" w:cs="Helvetica"/>
-                <w:i w:val="false"/>
-                <w:b w:val="false"/>
-                <w:u w:val="none"/>
-                <w:sz w:val="22"/>
-                <w:szCs w:val="22"/>
-                <w:color w:val="000000"/>
-              </w:rPr>
-            </w:pPr>
-            <w:r>
-              <w:rPr>
-                <w:rFonts w:ascii="Helvetica" w:hAnsi="Helvetica" w:eastAsia="Helvetica" w:cs="Helvetica"/>
-                <w:i w:val="false"/>
-                <w:b w:val="false"/>
-                <w:u w:val="none"/>
-                <w:sz w:val="22"/>
-                <w:szCs w:val="22"/>
-                <w:color w:val="000000"/>
-              </w:rPr>
-              <w:t xml:space="preserve">-5.9, 6.0</w:t>
-            </w:r>
-          </w:p>
-        </w:tc>
-        <w:tc>
-          <w:tcPr>
-            <w:tcBorders>
-              <w:bottom w:val="none" w:sz="0" w:space="0" w:color="000000"/>
-              <w:top w:val="none" w:sz="0" w:space="0" w:color="000000"/>
-              <w:left w:val="none" w:sz="0" w:space="0" w:color="000000"/>
-              <w:right w:val="none" w:sz="0" w:space="0" w:color="000000"/>
-            </w:tcBorders>
-            <w:shd w:val="clear" w:color="auto" w:fill="FFFFFF"/>
-            <w:tcMar>
-              <w:top w:w="0" w:type="dxa"/>
-              <w:bottom w:w="0" w:type="dxa"/>
-              <w:left w:w="0" w:type="dxa"/>
-              <w:right w:w="0" w:type="dxa"/>
-            </w:tcMar>
-            <w:vAlign w:val="top"/>
-          </w:tcPr>
-          <w:p>
-            <w:pPr>
-              <w:pStyle w:val="Normal"/>
-              <w:jc w:val="center"/>
-              <w:pBdr>
-                <w:bottom w:val="none" w:sz="0" w:space="0" w:color="000000"/>
-                <w:top w:val="none" w:sz="0" w:space="0" w:color="000000"/>
-                <w:left w:val="none" w:sz="0" w:space="0" w:color="000000"/>
-                <w:right w:val="none" w:sz="0" w:space="0" w:color="000000"/>
-              </w:pBdr>
-              <w:spacing w:after="100" w:before="100" w:line="240"/>
-              <w:ind w:left="100" w:right="100" w:firstLine="0" w:firstLineChars="0"/>
-              <w:rPr>
-                <w:rFonts w:ascii="Helvetica" w:hAnsi="Helvetica" w:eastAsia="Helvetica" w:cs="Helvetica"/>
-                <w:i w:val="false"/>
-                <w:b w:val="false"/>
-                <w:u w:val="none"/>
-                <w:sz w:val="22"/>
-                <w:szCs w:val="22"/>
-                <w:color w:val="000000"/>
-              </w:rPr>
-            </w:pPr>
-            <w:r>
-              <w:rPr>
-                <w:rFonts w:ascii="Helvetica" w:hAnsi="Helvetica" w:eastAsia="Helvetica" w:cs="Helvetica"/>
-                <w:i w:val="false"/>
-                <w:b w:val="false"/>
-                <w:u w:val="none"/>
-                <w:sz w:val="22"/>
-                <w:szCs w:val="22"/>
-                <w:color w:val="000000"/>
-              </w:rPr>
-              <w:t xml:space="preserve">0.994</w:t>
+              <w:t xml:space="preserve">-0.30</w:t>
+            </w:r>
+          </w:p>
+        </w:tc>
+        <w:tc>
+          <w:tcPr>
+            <w:tcBorders>
+              <w:bottom w:val="none" w:sz="0" w:space="0" w:color="000000"/>
+              <w:top w:val="none" w:sz="0" w:space="0" w:color="000000"/>
+              <w:left w:val="none" w:sz="0" w:space="0" w:color="000000"/>
+              <w:right w:val="none" w:sz="0" w:space="0" w:color="000000"/>
+            </w:tcBorders>
+            <w:shd w:val="clear" w:color="auto" w:fill="FFFFFF"/>
+            <w:tcMar>
+              <w:top w:w="0" w:type="dxa"/>
+              <w:bottom w:w="0" w:type="dxa"/>
+              <w:left w:w="0" w:type="dxa"/>
+              <w:right w:w="0" w:type="dxa"/>
+            </w:tcMar>
+            <w:vAlign w:val="top"/>
+          </w:tcPr>
+          <w:p>
+            <w:pPr>
+              <w:pStyle w:val="Normal"/>
+              <w:jc w:val="center"/>
+              <w:pBdr>
+                <w:bottom w:val="none" w:sz="0" w:space="0" w:color="000000"/>
+                <w:top w:val="none" w:sz="0" w:space="0" w:color="000000"/>
+                <w:left w:val="none" w:sz="0" w:space="0" w:color="000000"/>
+                <w:right w:val="none" w:sz="0" w:space="0" w:color="000000"/>
+              </w:pBdr>
+              <w:spacing w:after="100" w:before="100" w:line="240"/>
+              <w:ind w:left="100" w:right="100" w:firstLine="0" w:firstLineChars="0"/>
+              <w:rPr>
+                <w:rFonts w:ascii="Helvetica" w:hAnsi="Helvetica" w:eastAsia="Helvetica" w:cs="Helvetica"/>
+                <w:i w:val="false"/>
+                <w:b w:val="false"/>
+                <w:u w:val="none"/>
+                <w:sz w:val="22"/>
+                <w:szCs w:val="22"/>
+                <w:color w:val="000000"/>
+              </w:rPr>
+            </w:pPr>
+            <w:r>
+              <w:rPr>
+                <w:rFonts w:ascii="Helvetica" w:hAnsi="Helvetica" w:eastAsia="Helvetica" w:cs="Helvetica"/>
+                <w:i w:val="false"/>
+                <w:b w:val="false"/>
+                <w:u w:val="none"/>
+                <w:sz w:val="22"/>
+                <w:szCs w:val="22"/>
+                <w:color w:val="000000"/>
+              </w:rPr>
+              <w:t xml:space="preserve">-6.1, 5.5</w:t>
+            </w:r>
+          </w:p>
+        </w:tc>
+        <w:tc>
+          <w:tcPr>
+            <w:tcBorders>
+              <w:bottom w:val="none" w:sz="0" w:space="0" w:color="000000"/>
+              <w:top w:val="none" w:sz="0" w:space="0" w:color="000000"/>
+              <w:left w:val="none" w:sz="0" w:space="0" w:color="000000"/>
+              <w:right w:val="none" w:sz="0" w:space="0" w:color="000000"/>
+            </w:tcBorders>
+            <w:shd w:val="clear" w:color="auto" w:fill="FFFFFF"/>
+            <w:tcMar>
+              <w:top w:w="0" w:type="dxa"/>
+              <w:bottom w:w="0" w:type="dxa"/>
+              <w:left w:w="0" w:type="dxa"/>
+              <w:right w:w="0" w:type="dxa"/>
+            </w:tcMar>
+            <w:vAlign w:val="top"/>
+          </w:tcPr>
+          <w:p>
+            <w:pPr>
+              <w:pStyle w:val="Normal"/>
+              <w:jc w:val="center"/>
+              <w:pBdr>
+                <w:bottom w:val="none" w:sz="0" w:space="0" w:color="000000"/>
+                <w:top w:val="none" w:sz="0" w:space="0" w:color="000000"/>
+                <w:left w:val="none" w:sz="0" w:space="0" w:color="000000"/>
+                <w:right w:val="none" w:sz="0" w:space="0" w:color="000000"/>
+              </w:pBdr>
+              <w:spacing w:after="100" w:before="100" w:line="240"/>
+              <w:ind w:left="100" w:right="100" w:firstLine="0" w:firstLineChars="0"/>
+              <w:rPr>
+                <w:rFonts w:ascii="Helvetica" w:hAnsi="Helvetica" w:eastAsia="Helvetica" w:cs="Helvetica"/>
+                <w:i w:val="false"/>
+                <w:b w:val="false"/>
+                <w:u w:val="none"/>
+                <w:sz w:val="22"/>
+                <w:szCs w:val="22"/>
+                <w:color w:val="000000"/>
+              </w:rPr>
+            </w:pPr>
+            <w:r>
+              <w:rPr>
+                <w:rFonts w:ascii="Helvetica" w:hAnsi="Helvetica" w:eastAsia="Helvetica" w:cs="Helvetica"/>
+                <w:i w:val="false"/>
+                <w:b w:val="false"/>
+                <w:u w:val="none"/>
+                <w:sz w:val="22"/>
+                <w:szCs w:val="22"/>
+                <w:color w:val="000000"/>
+              </w:rPr>
+              <w:t xml:space="preserve">0.919</w:t>
             </w:r>
           </w:p>
         </w:tc>
@@ -7356,120 +7356,120 @@
                 <w:szCs w:val="22"/>
                 <w:color w:val="000000"/>
               </w:rPr>
-              <w:t xml:space="preserve">-0.79</w:t>
-            </w:r>
-          </w:p>
-        </w:tc>
-        <w:tc>
-          <w:tcPr>
-            <w:tcBorders>
-              <w:bottom w:val="none" w:sz="0" w:space="0" w:color="000000"/>
-              <w:top w:val="none" w:sz="0" w:space="0" w:color="000000"/>
-              <w:left w:val="none" w:sz="0" w:space="0" w:color="000000"/>
-              <w:right w:val="none" w:sz="0" w:space="0" w:color="000000"/>
-            </w:tcBorders>
-            <w:shd w:val="clear" w:color="auto" w:fill="FFFFFF"/>
-            <w:tcMar>
-              <w:top w:w="0" w:type="dxa"/>
-              <w:bottom w:w="0" w:type="dxa"/>
-              <w:left w:w="0" w:type="dxa"/>
-              <w:right w:w="0" w:type="dxa"/>
-            </w:tcMar>
-            <w:vAlign w:val="top"/>
-          </w:tcPr>
-          <w:p>
-            <w:pPr>
-              <w:pStyle w:val="Normal"/>
-              <w:jc w:val="center"/>
-              <w:pBdr>
-                <w:bottom w:val="none" w:sz="0" w:space="0" w:color="000000"/>
-                <w:top w:val="none" w:sz="0" w:space="0" w:color="000000"/>
-                <w:left w:val="none" w:sz="0" w:space="0" w:color="000000"/>
-                <w:right w:val="none" w:sz="0" w:space="0" w:color="000000"/>
-              </w:pBdr>
-              <w:spacing w:after="100" w:before="100" w:line="240"/>
-              <w:ind w:left="100" w:right="100" w:firstLine="0" w:firstLineChars="0"/>
-              <w:rPr>
-                <w:rFonts w:ascii="Helvetica" w:hAnsi="Helvetica" w:eastAsia="Helvetica" w:cs="Helvetica"/>
-                <w:i w:val="false"/>
-                <w:b w:val="false"/>
-                <w:u w:val="none"/>
-                <w:sz w:val="22"/>
-                <w:szCs w:val="22"/>
-                <w:color w:val="000000"/>
-              </w:rPr>
-            </w:pPr>
-            <w:r>
-              <w:rPr>
-                <w:rFonts w:ascii="Helvetica" w:hAnsi="Helvetica" w:eastAsia="Helvetica" w:cs="Helvetica"/>
-                <w:i w:val="false"/>
-                <w:b w:val="false"/>
-                <w:u w:val="none"/>
-                <w:sz w:val="22"/>
-                <w:szCs w:val="22"/>
-                <w:color w:val="000000"/>
-              </w:rPr>
-              <w:t xml:space="preserve">-15, 14</w:t>
-            </w:r>
-          </w:p>
-        </w:tc>
-        <w:tc>
-          <w:tcPr>
-            <w:tcBorders>
-              <w:bottom w:val="none" w:sz="0" w:space="0" w:color="000000"/>
-              <w:top w:val="none" w:sz="0" w:space="0" w:color="000000"/>
-              <w:left w:val="none" w:sz="0" w:space="0" w:color="000000"/>
-              <w:right w:val="none" w:sz="0" w:space="0" w:color="000000"/>
-            </w:tcBorders>
-            <w:shd w:val="clear" w:color="auto" w:fill="FFFFFF"/>
-            <w:tcMar>
-              <w:top w:w="0" w:type="dxa"/>
-              <w:bottom w:w="0" w:type="dxa"/>
-              <w:left w:w="0" w:type="dxa"/>
-              <w:right w:w="0" w:type="dxa"/>
-            </w:tcMar>
-            <w:vAlign w:val="top"/>
-          </w:tcPr>
-          <w:p>
-            <w:pPr>
-              <w:pStyle w:val="Normal"/>
-              <w:jc w:val="center"/>
-              <w:pBdr>
-                <w:bottom w:val="none" w:sz="0" w:space="0" w:color="000000"/>
-                <w:top w:val="none" w:sz="0" w:space="0" w:color="000000"/>
-                <w:left w:val="none" w:sz="0" w:space="0" w:color="000000"/>
-                <w:right w:val="none" w:sz="0" w:space="0" w:color="000000"/>
-              </w:pBdr>
-              <w:spacing w:after="100" w:before="100" w:line="240"/>
-              <w:ind w:left="100" w:right="100" w:firstLine="0" w:firstLineChars="0"/>
-              <w:rPr>
-                <w:rFonts w:ascii="Helvetica" w:hAnsi="Helvetica" w:eastAsia="Helvetica" w:cs="Helvetica"/>
-                <w:i w:val="false"/>
-                <w:b w:val="false"/>
-                <w:u w:val="none"/>
-                <w:sz w:val="22"/>
-                <w:szCs w:val="22"/>
-                <w:color w:val="000000"/>
-              </w:rPr>
-            </w:pPr>
-            <w:r>
-              <w:rPr>
-                <w:rFonts w:ascii="Helvetica" w:hAnsi="Helvetica" w:eastAsia="Helvetica" w:cs="Helvetica"/>
-                <w:i w:val="false"/>
-                <w:b w:val="false"/>
-                <w:u w:val="none"/>
-                <w:sz w:val="22"/>
-                <w:szCs w:val="22"/>
-                <w:color w:val="000000"/>
-              </w:rPr>
-              <w:t xml:space="preserve">0.915</w:t>
+              <w:t xml:space="preserve">0.39</w:t>
+            </w:r>
+          </w:p>
+        </w:tc>
+        <w:tc>
+          <w:tcPr>
+            <w:tcBorders>
+              <w:bottom w:val="none" w:sz="0" w:space="0" w:color="000000"/>
+              <w:top w:val="none" w:sz="0" w:space="0" w:color="000000"/>
+              <w:left w:val="none" w:sz="0" w:space="0" w:color="000000"/>
+              <w:right w:val="none" w:sz="0" w:space="0" w:color="000000"/>
+            </w:tcBorders>
+            <w:shd w:val="clear" w:color="auto" w:fill="FFFFFF"/>
+            <w:tcMar>
+              <w:top w:w="0" w:type="dxa"/>
+              <w:bottom w:w="0" w:type="dxa"/>
+              <w:left w:w="0" w:type="dxa"/>
+              <w:right w:w="0" w:type="dxa"/>
+            </w:tcMar>
+            <w:vAlign w:val="top"/>
+          </w:tcPr>
+          <w:p>
+            <w:pPr>
+              <w:pStyle w:val="Normal"/>
+              <w:jc w:val="center"/>
+              <w:pBdr>
+                <w:bottom w:val="none" w:sz="0" w:space="0" w:color="000000"/>
+                <w:top w:val="none" w:sz="0" w:space="0" w:color="000000"/>
+                <w:left w:val="none" w:sz="0" w:space="0" w:color="000000"/>
+                <w:right w:val="none" w:sz="0" w:space="0" w:color="000000"/>
+              </w:pBdr>
+              <w:spacing w:after="100" w:before="100" w:line="240"/>
+              <w:ind w:left="100" w:right="100" w:firstLine="0" w:firstLineChars="0"/>
+              <w:rPr>
+                <w:rFonts w:ascii="Helvetica" w:hAnsi="Helvetica" w:eastAsia="Helvetica" w:cs="Helvetica"/>
+                <w:i w:val="false"/>
+                <w:b w:val="false"/>
+                <w:u w:val="none"/>
+                <w:sz w:val="22"/>
+                <w:szCs w:val="22"/>
+                <w:color w:val="000000"/>
+              </w:rPr>
+            </w:pPr>
+            <w:r>
+              <w:rPr>
+                <w:rFonts w:ascii="Helvetica" w:hAnsi="Helvetica" w:eastAsia="Helvetica" w:cs="Helvetica"/>
+                <w:i w:val="false"/>
+                <w:b w:val="false"/>
+                <w:u w:val="none"/>
+                <w:sz w:val="22"/>
+                <w:szCs w:val="22"/>
+                <w:color w:val="000000"/>
+              </w:rPr>
+              <w:t xml:space="preserve">-14, 15</w:t>
+            </w:r>
+          </w:p>
+        </w:tc>
+        <w:tc>
+          <w:tcPr>
+            <w:tcBorders>
+              <w:bottom w:val="none" w:sz="0" w:space="0" w:color="000000"/>
+              <w:top w:val="none" w:sz="0" w:space="0" w:color="000000"/>
+              <w:left w:val="none" w:sz="0" w:space="0" w:color="000000"/>
+              <w:right w:val="none" w:sz="0" w:space="0" w:color="000000"/>
+            </w:tcBorders>
+            <w:shd w:val="clear" w:color="auto" w:fill="FFFFFF"/>
+            <w:tcMar>
+              <w:top w:w="0" w:type="dxa"/>
+              <w:bottom w:w="0" w:type="dxa"/>
+              <w:left w:w="0" w:type="dxa"/>
+              <w:right w:w="0" w:type="dxa"/>
+            </w:tcMar>
+            <w:vAlign w:val="top"/>
+          </w:tcPr>
+          <w:p>
+            <w:pPr>
+              <w:pStyle w:val="Normal"/>
+              <w:jc w:val="center"/>
+              <w:pBdr>
+                <w:bottom w:val="none" w:sz="0" w:space="0" w:color="000000"/>
+                <w:top w:val="none" w:sz="0" w:space="0" w:color="000000"/>
+                <w:left w:val="none" w:sz="0" w:space="0" w:color="000000"/>
+                <w:right w:val="none" w:sz="0" w:space="0" w:color="000000"/>
+              </w:pBdr>
+              <w:spacing w:after="100" w:before="100" w:line="240"/>
+              <w:ind w:left="100" w:right="100" w:firstLine="0" w:firstLineChars="0"/>
+              <w:rPr>
+                <w:rFonts w:ascii="Helvetica" w:hAnsi="Helvetica" w:eastAsia="Helvetica" w:cs="Helvetica"/>
+                <w:i w:val="false"/>
+                <w:b w:val="false"/>
+                <w:u w:val="none"/>
+                <w:sz w:val="22"/>
+                <w:szCs w:val="22"/>
+                <w:color w:val="000000"/>
+              </w:rPr>
+            </w:pPr>
+            <w:r>
+              <w:rPr>
+                <w:rFonts w:ascii="Helvetica" w:hAnsi="Helvetica" w:eastAsia="Helvetica" w:cs="Helvetica"/>
+                <w:i w:val="false"/>
+                <w:b w:val="false"/>
+                <w:u w:val="none"/>
+                <w:sz w:val="22"/>
+                <w:szCs w:val="22"/>
+                <w:color w:val="000000"/>
+              </w:rPr>
+              <w:t xml:space="preserve">0.957</w:t>
             </w:r>
           </w:p>
         </w:tc>
       </w:tr>
       <w:tr>
         <w:trPr>
-          <w:trHeight w:val="598" w:hRule="auto"/>
+          <w:trHeight w:val="597" w:hRule="auto"/>
         </w:trPr>
         body15
         <w:tc>
@@ -7839,113 +7839,113 @@
                 <w:szCs w:val="22"/>
                 <w:color w:val="000000"/>
               </w:rPr>
-              <w:t xml:space="preserve">19</w:t>
-            </w:r>
-          </w:p>
-        </w:tc>
-        <w:tc>
-          <w:tcPr>
-            <w:tcBorders>
-              <w:bottom w:val="none" w:sz="0" w:space="0" w:color="000000"/>
-              <w:top w:val="none" w:sz="0" w:space="0" w:color="000000"/>
-              <w:left w:val="none" w:sz="0" w:space="0" w:color="000000"/>
-              <w:right w:val="none" w:sz="0" w:space="0" w:color="000000"/>
-            </w:tcBorders>
-            <w:shd w:val="clear" w:color="auto" w:fill="FFFFFF"/>
-            <w:tcMar>
-              <w:top w:w="0" w:type="dxa"/>
-              <w:bottom w:w="0" w:type="dxa"/>
-              <w:left w:w="0" w:type="dxa"/>
-              <w:right w:w="0" w:type="dxa"/>
-            </w:tcMar>
-            <w:vAlign w:val="top"/>
-          </w:tcPr>
-          <w:p>
-            <w:pPr>
-              <w:pStyle w:val="Normal"/>
-              <w:jc w:val="center"/>
-              <w:pBdr>
-                <w:bottom w:val="none" w:sz="0" w:space="0" w:color="000000"/>
-                <w:top w:val="none" w:sz="0" w:space="0" w:color="000000"/>
-                <w:left w:val="none" w:sz="0" w:space="0" w:color="000000"/>
-                <w:right w:val="none" w:sz="0" w:space="0" w:color="000000"/>
-              </w:pBdr>
-              <w:spacing w:after="100" w:before="100" w:line="240"/>
-              <w:ind w:left="100" w:right="100" w:firstLine="0" w:firstLineChars="0"/>
-              <w:rPr>
-                <w:rFonts w:ascii="Helvetica" w:hAnsi="Helvetica" w:eastAsia="Helvetica" w:cs="Helvetica"/>
-                <w:i w:val="false"/>
-                <w:b w:val="false"/>
-                <w:u w:val="none"/>
-                <w:sz w:val="22"/>
-                <w:szCs w:val="22"/>
-                <w:color w:val="000000"/>
-              </w:rPr>
-            </w:pPr>
-            <w:r>
-              <w:rPr>
-                <w:rFonts w:ascii="Helvetica" w:hAnsi="Helvetica" w:eastAsia="Helvetica" w:cs="Helvetica"/>
-                <w:i w:val="false"/>
-                <w:b w:val="false"/>
-                <w:u w:val="none"/>
-                <w:sz w:val="22"/>
-                <w:szCs w:val="22"/>
-                <w:color w:val="000000"/>
-              </w:rPr>
-              <w:t xml:space="preserve">1.2, 36</w:t>
-            </w:r>
-          </w:p>
-        </w:tc>
-        <w:tc>
-          <w:tcPr>
-            <w:tcBorders>
-              <w:bottom w:val="none" w:sz="0" w:space="0" w:color="000000"/>
-              <w:top w:val="none" w:sz="0" w:space="0" w:color="000000"/>
-              <w:left w:val="none" w:sz="0" w:space="0" w:color="000000"/>
-              <w:right w:val="none" w:sz="0" w:space="0" w:color="000000"/>
-            </w:tcBorders>
-            <w:shd w:val="clear" w:color="auto" w:fill="FFFFFF"/>
-            <w:tcMar>
-              <w:top w:w="0" w:type="dxa"/>
-              <w:bottom w:w="0" w:type="dxa"/>
-              <w:left w:w="0" w:type="dxa"/>
-              <w:right w:w="0" w:type="dxa"/>
-            </w:tcMar>
-            <w:vAlign w:val="top"/>
-          </w:tcPr>
-          <w:p>
-            <w:pPr>
-              <w:pStyle w:val="Normal"/>
-              <w:jc w:val="center"/>
-              <w:pBdr>
-                <w:bottom w:val="none" w:sz="0" w:space="0" w:color="000000"/>
-                <w:top w:val="none" w:sz="0" w:space="0" w:color="000000"/>
-                <w:left w:val="none" w:sz="0" w:space="0" w:color="000000"/>
-                <w:right w:val="none" w:sz="0" w:space="0" w:color="000000"/>
-              </w:pBdr>
-              <w:spacing w:after="100" w:before="100" w:line="240"/>
-              <w:ind w:left="100" w:right="100" w:firstLine="0" w:firstLineChars="0"/>
-              <w:rPr>
-                <w:rFonts w:ascii="Helvetica" w:hAnsi="Helvetica" w:eastAsia="Helvetica" w:cs="Helvetica"/>
-                <w:i w:val="false"/>
-                <w:b w:val="false"/>
-                <w:u w:val="none"/>
-                <w:sz w:val="22"/>
-                <w:szCs w:val="22"/>
-                <w:color w:val="000000"/>
-              </w:rPr>
-            </w:pPr>
-            <w:r>
-              <w:rPr>
-                <w:rFonts w:ascii="Helvetica" w:hAnsi="Helvetica" w:eastAsia="Helvetica" w:cs="Helvetica"/>
-                <w:i w:val="false"/>
-                <w:b w:val="false"/>
-                <w:u w:val="none"/>
-                <w:sz w:val="22"/>
-                <w:szCs w:val="22"/>
-                <w:color w:val="000000"/>
-              </w:rPr>
-              <w:t xml:space="preserve">0.036</w:t>
+              <w:t xml:space="preserve">18</w:t>
+            </w:r>
+          </w:p>
+        </w:tc>
+        <w:tc>
+          <w:tcPr>
+            <w:tcBorders>
+              <w:bottom w:val="none" w:sz="0" w:space="0" w:color="000000"/>
+              <w:top w:val="none" w:sz="0" w:space="0" w:color="000000"/>
+              <w:left w:val="none" w:sz="0" w:space="0" w:color="000000"/>
+              <w:right w:val="none" w:sz="0" w:space="0" w:color="000000"/>
+            </w:tcBorders>
+            <w:shd w:val="clear" w:color="auto" w:fill="FFFFFF"/>
+            <w:tcMar>
+              <w:top w:w="0" w:type="dxa"/>
+              <w:bottom w:w="0" w:type="dxa"/>
+              <w:left w:w="0" w:type="dxa"/>
+              <w:right w:w="0" w:type="dxa"/>
+            </w:tcMar>
+            <w:vAlign w:val="top"/>
+          </w:tcPr>
+          <w:p>
+            <w:pPr>
+              <w:pStyle w:val="Normal"/>
+              <w:jc w:val="center"/>
+              <w:pBdr>
+                <w:bottom w:val="none" w:sz="0" w:space="0" w:color="000000"/>
+                <w:top w:val="none" w:sz="0" w:space="0" w:color="000000"/>
+                <w:left w:val="none" w:sz="0" w:space="0" w:color="000000"/>
+                <w:right w:val="none" w:sz="0" w:space="0" w:color="000000"/>
+              </w:pBdr>
+              <w:spacing w:after="100" w:before="100" w:line="240"/>
+              <w:ind w:left="100" w:right="100" w:firstLine="0" w:firstLineChars="0"/>
+              <w:rPr>
+                <w:rFonts w:ascii="Helvetica" w:hAnsi="Helvetica" w:eastAsia="Helvetica" w:cs="Helvetica"/>
+                <w:i w:val="false"/>
+                <w:b w:val="false"/>
+                <w:u w:val="none"/>
+                <w:sz w:val="22"/>
+                <w:szCs w:val="22"/>
+                <w:color w:val="000000"/>
+              </w:rPr>
+            </w:pPr>
+            <w:r>
+              <w:rPr>
+                <w:rFonts w:ascii="Helvetica" w:hAnsi="Helvetica" w:eastAsia="Helvetica" w:cs="Helvetica"/>
+                <w:i w:val="false"/>
+                <w:b w:val="false"/>
+                <w:u w:val="none"/>
+                <w:sz w:val="22"/>
+                <w:szCs w:val="22"/>
+                <w:color w:val="000000"/>
+              </w:rPr>
+              <w:t xml:space="preserve">0.97, 35</w:t>
+            </w:r>
+          </w:p>
+        </w:tc>
+        <w:tc>
+          <w:tcPr>
+            <w:tcBorders>
+              <w:bottom w:val="none" w:sz="0" w:space="0" w:color="000000"/>
+              <w:top w:val="none" w:sz="0" w:space="0" w:color="000000"/>
+              <w:left w:val="none" w:sz="0" w:space="0" w:color="000000"/>
+              <w:right w:val="none" w:sz="0" w:space="0" w:color="000000"/>
+            </w:tcBorders>
+            <w:shd w:val="clear" w:color="auto" w:fill="FFFFFF"/>
+            <w:tcMar>
+              <w:top w:w="0" w:type="dxa"/>
+              <w:bottom w:w="0" w:type="dxa"/>
+              <w:left w:w="0" w:type="dxa"/>
+              <w:right w:w="0" w:type="dxa"/>
+            </w:tcMar>
+            <w:vAlign w:val="top"/>
+          </w:tcPr>
+          <w:p>
+            <w:pPr>
+              <w:pStyle w:val="Normal"/>
+              <w:jc w:val="center"/>
+              <w:pBdr>
+                <w:bottom w:val="none" w:sz="0" w:space="0" w:color="000000"/>
+                <w:top w:val="none" w:sz="0" w:space="0" w:color="000000"/>
+                <w:left w:val="none" w:sz="0" w:space="0" w:color="000000"/>
+                <w:right w:val="none" w:sz="0" w:space="0" w:color="000000"/>
+              </w:pBdr>
+              <w:spacing w:after="100" w:before="100" w:line="240"/>
+              <w:ind w:left="100" w:right="100" w:firstLine="0" w:firstLineChars="0"/>
+              <w:rPr>
+                <w:rFonts w:ascii="Helvetica" w:hAnsi="Helvetica" w:eastAsia="Helvetica" w:cs="Helvetica"/>
+                <w:i w:val="false"/>
+                <w:b w:val="false"/>
+                <w:u w:val="none"/>
+                <w:sz w:val="22"/>
+                <w:szCs w:val="22"/>
+                <w:color w:val="000000"/>
+              </w:rPr>
+            </w:pPr>
+            <w:r>
+              <w:rPr>
+                <w:rFonts w:ascii="Helvetica" w:hAnsi="Helvetica" w:eastAsia="Helvetica" w:cs="Helvetica"/>
+                <w:i w:val="false"/>
+                <w:b w:val="false"/>
+                <w:u w:val="none"/>
+                <w:sz w:val="22"/>
+                <w:szCs w:val="22"/>
+                <w:color w:val="000000"/>
+              </w:rPr>
+              <w:t xml:space="preserve">0.038</w:t>
             </w:r>
           </w:p>
         </w:tc>
@@ -8322,113 +8322,113 @@
                 <w:szCs w:val="22"/>
                 <w:color w:val="000000"/>
               </w:rPr>
-              <w:t xml:space="preserve">7.6</w:t>
-            </w:r>
-          </w:p>
-        </w:tc>
-        <w:tc>
-          <w:tcPr>
-            <w:tcBorders>
-              <w:bottom w:val="none" w:sz="0" w:space="0" w:color="000000"/>
-              <w:top w:val="none" w:sz="0" w:space="0" w:color="000000"/>
-              <w:left w:val="none" w:sz="0" w:space="0" w:color="000000"/>
-              <w:right w:val="none" w:sz="0" w:space="0" w:color="000000"/>
-            </w:tcBorders>
-            <w:shd w:val="clear" w:color="auto" w:fill="FFFFFF"/>
-            <w:tcMar>
-              <w:top w:w="0" w:type="dxa"/>
-              <w:bottom w:w="0" w:type="dxa"/>
-              <w:left w:w="0" w:type="dxa"/>
-              <w:right w:w="0" w:type="dxa"/>
-            </w:tcMar>
-            <w:vAlign w:val="top"/>
-          </w:tcPr>
-          <w:p>
-            <w:pPr>
-              <w:pStyle w:val="Normal"/>
-              <w:jc w:val="center"/>
-              <w:pBdr>
-                <w:bottom w:val="none" w:sz="0" w:space="0" w:color="000000"/>
-                <w:top w:val="none" w:sz="0" w:space="0" w:color="000000"/>
-                <w:left w:val="none" w:sz="0" w:space="0" w:color="000000"/>
-                <w:right w:val="none" w:sz="0" w:space="0" w:color="000000"/>
-              </w:pBdr>
-              <w:spacing w:after="100" w:before="100" w:line="240"/>
-              <w:ind w:left="100" w:right="100" w:firstLine="0" w:firstLineChars="0"/>
-              <w:rPr>
-                <w:rFonts w:ascii="Helvetica" w:hAnsi="Helvetica" w:eastAsia="Helvetica" w:cs="Helvetica"/>
-                <w:i w:val="false"/>
-                <w:b w:val="false"/>
-                <w:u w:val="none"/>
-                <w:sz w:val="22"/>
-                <w:szCs w:val="22"/>
-                <w:color w:val="000000"/>
-              </w:rPr>
-            </w:pPr>
-            <w:r>
-              <w:rPr>
-                <w:rFonts w:ascii="Helvetica" w:hAnsi="Helvetica" w:eastAsia="Helvetica" w:cs="Helvetica"/>
-                <w:i w:val="false"/>
-                <w:b w:val="false"/>
-                <w:u w:val="none"/>
-                <w:sz w:val="22"/>
-                <w:szCs w:val="22"/>
-                <w:color w:val="000000"/>
-              </w:rPr>
-              <w:t xml:space="preserve">-16, 31</w:t>
-            </w:r>
-          </w:p>
-        </w:tc>
-        <w:tc>
-          <w:tcPr>
-            <w:tcBorders>
-              <w:bottom w:val="none" w:sz="0" w:space="0" w:color="000000"/>
-              <w:top w:val="none" w:sz="0" w:space="0" w:color="000000"/>
-              <w:left w:val="none" w:sz="0" w:space="0" w:color="000000"/>
-              <w:right w:val="none" w:sz="0" w:space="0" w:color="000000"/>
-            </w:tcBorders>
-            <w:shd w:val="clear" w:color="auto" w:fill="FFFFFF"/>
-            <w:tcMar>
-              <w:top w:w="0" w:type="dxa"/>
-              <w:bottom w:w="0" w:type="dxa"/>
-              <w:left w:w="0" w:type="dxa"/>
-              <w:right w:w="0" w:type="dxa"/>
-            </w:tcMar>
-            <w:vAlign w:val="top"/>
-          </w:tcPr>
-          <w:p>
-            <w:pPr>
-              <w:pStyle w:val="Normal"/>
-              <w:jc w:val="center"/>
-              <w:pBdr>
-                <w:bottom w:val="none" w:sz="0" w:space="0" w:color="000000"/>
-                <w:top w:val="none" w:sz="0" w:space="0" w:color="000000"/>
-                <w:left w:val="none" w:sz="0" w:space="0" w:color="000000"/>
-                <w:right w:val="none" w:sz="0" w:space="0" w:color="000000"/>
-              </w:pBdr>
-              <w:spacing w:after="100" w:before="100" w:line="240"/>
-              <w:ind w:left="100" w:right="100" w:firstLine="0" w:firstLineChars="0"/>
-              <w:rPr>
-                <w:rFonts w:ascii="Helvetica" w:hAnsi="Helvetica" w:eastAsia="Helvetica" w:cs="Helvetica"/>
-                <w:i w:val="false"/>
-                <w:b w:val="false"/>
-                <w:u w:val="none"/>
-                <w:sz w:val="22"/>
-                <w:szCs w:val="22"/>
-                <w:color w:val="000000"/>
-              </w:rPr>
-            </w:pPr>
-            <w:r>
-              <w:rPr>
-                <w:rFonts w:ascii="Helvetica" w:hAnsi="Helvetica" w:eastAsia="Helvetica" w:cs="Helvetica"/>
-                <w:i w:val="false"/>
-                <w:b w:val="false"/>
-                <w:u w:val="none"/>
-                <w:sz w:val="22"/>
-                <w:szCs w:val="22"/>
-                <w:color w:val="000000"/>
-              </w:rPr>
-              <w:t xml:space="preserve">0.522</w:t>
+              <w:t xml:space="preserve">5.9</w:t>
+            </w:r>
+          </w:p>
+        </w:tc>
+        <w:tc>
+          <w:tcPr>
+            <w:tcBorders>
+              <w:bottom w:val="none" w:sz="0" w:space="0" w:color="000000"/>
+              <w:top w:val="none" w:sz="0" w:space="0" w:color="000000"/>
+              <w:left w:val="none" w:sz="0" w:space="0" w:color="000000"/>
+              <w:right w:val="none" w:sz="0" w:space="0" w:color="000000"/>
+            </w:tcBorders>
+            <w:shd w:val="clear" w:color="auto" w:fill="FFFFFF"/>
+            <w:tcMar>
+              <w:top w:w="0" w:type="dxa"/>
+              <w:bottom w:w="0" w:type="dxa"/>
+              <w:left w:w="0" w:type="dxa"/>
+              <w:right w:w="0" w:type="dxa"/>
+            </w:tcMar>
+            <w:vAlign w:val="top"/>
+          </w:tcPr>
+          <w:p>
+            <w:pPr>
+              <w:pStyle w:val="Normal"/>
+              <w:jc w:val="center"/>
+              <w:pBdr>
+                <w:bottom w:val="none" w:sz="0" w:space="0" w:color="000000"/>
+                <w:top w:val="none" w:sz="0" w:space="0" w:color="000000"/>
+                <w:left w:val="none" w:sz="0" w:space="0" w:color="000000"/>
+                <w:right w:val="none" w:sz="0" w:space="0" w:color="000000"/>
+              </w:pBdr>
+              <w:spacing w:after="100" w:before="100" w:line="240"/>
+              <w:ind w:left="100" w:right="100" w:firstLine="0" w:firstLineChars="0"/>
+              <w:rPr>
+                <w:rFonts w:ascii="Helvetica" w:hAnsi="Helvetica" w:eastAsia="Helvetica" w:cs="Helvetica"/>
+                <w:i w:val="false"/>
+                <w:b w:val="false"/>
+                <w:u w:val="none"/>
+                <w:sz w:val="22"/>
+                <w:szCs w:val="22"/>
+                <w:color w:val="000000"/>
+              </w:rPr>
+            </w:pPr>
+            <w:r>
+              <w:rPr>
+                <w:rFonts w:ascii="Helvetica" w:hAnsi="Helvetica" w:eastAsia="Helvetica" w:cs="Helvetica"/>
+                <w:i w:val="false"/>
+                <w:b w:val="false"/>
+                <w:u w:val="none"/>
+                <w:sz w:val="22"/>
+                <w:szCs w:val="22"/>
+                <w:color w:val="000000"/>
+              </w:rPr>
+              <w:t xml:space="preserve">-17, 29</w:t>
+            </w:r>
+          </w:p>
+        </w:tc>
+        <w:tc>
+          <w:tcPr>
+            <w:tcBorders>
+              <w:bottom w:val="none" w:sz="0" w:space="0" w:color="000000"/>
+              <w:top w:val="none" w:sz="0" w:space="0" w:color="000000"/>
+              <w:left w:val="none" w:sz="0" w:space="0" w:color="000000"/>
+              <w:right w:val="none" w:sz="0" w:space="0" w:color="000000"/>
+            </w:tcBorders>
+            <w:shd w:val="clear" w:color="auto" w:fill="FFFFFF"/>
+            <w:tcMar>
+              <w:top w:w="0" w:type="dxa"/>
+              <w:bottom w:w="0" w:type="dxa"/>
+              <w:left w:w="0" w:type="dxa"/>
+              <w:right w:w="0" w:type="dxa"/>
+            </w:tcMar>
+            <w:vAlign w:val="top"/>
+          </w:tcPr>
+          <w:p>
+            <w:pPr>
+              <w:pStyle w:val="Normal"/>
+              <w:jc w:val="center"/>
+              <w:pBdr>
+                <w:bottom w:val="none" w:sz="0" w:space="0" w:color="000000"/>
+                <w:top w:val="none" w:sz="0" w:space="0" w:color="000000"/>
+                <w:left w:val="none" w:sz="0" w:space="0" w:color="000000"/>
+                <w:right w:val="none" w:sz="0" w:space="0" w:color="000000"/>
+              </w:pBdr>
+              <w:spacing w:after="100" w:before="100" w:line="240"/>
+              <w:ind w:left="100" w:right="100" w:firstLine="0" w:firstLineChars="0"/>
+              <w:rPr>
+                <w:rFonts w:ascii="Helvetica" w:hAnsi="Helvetica" w:eastAsia="Helvetica" w:cs="Helvetica"/>
+                <w:i w:val="false"/>
+                <w:b w:val="false"/>
+                <w:u w:val="none"/>
+                <w:sz w:val="22"/>
+                <w:szCs w:val="22"/>
+                <w:color w:val="000000"/>
+              </w:rPr>
+            </w:pPr>
+            <w:r>
+              <w:rPr>
+                <w:rFonts w:ascii="Helvetica" w:hAnsi="Helvetica" w:eastAsia="Helvetica" w:cs="Helvetica"/>
+                <w:i w:val="false"/>
+                <w:b w:val="false"/>
+                <w:u w:val="none"/>
+                <w:sz w:val="22"/>
+                <w:szCs w:val="22"/>
+                <w:color w:val="000000"/>
+              </w:rPr>
+              <w:t xml:space="preserve">0.613</w:t>
             </w:r>
           </w:p>
         </w:tc>
@@ -8805,113 +8805,113 @@
                 <w:szCs w:val="22"/>
                 <w:color w:val="000000"/>
               </w:rPr>
-              <w:t xml:space="preserve">8.0</w:t>
-            </w:r>
-          </w:p>
-        </w:tc>
-        <w:tc>
-          <w:tcPr>
-            <w:tcBorders>
-              <w:bottom w:val="none" w:sz="0" w:space="0" w:color="000000"/>
-              <w:top w:val="none" w:sz="0" w:space="0" w:color="000000"/>
-              <w:left w:val="none" w:sz="0" w:space="0" w:color="000000"/>
-              <w:right w:val="none" w:sz="0" w:space="0" w:color="000000"/>
-            </w:tcBorders>
-            <w:shd w:val="clear" w:color="auto" w:fill="FFFFFF"/>
-            <w:tcMar>
-              <w:top w:w="0" w:type="dxa"/>
-              <w:bottom w:w="0" w:type="dxa"/>
-              <w:left w:w="0" w:type="dxa"/>
-              <w:right w:w="0" w:type="dxa"/>
-            </w:tcMar>
-            <w:vAlign w:val="top"/>
-          </w:tcPr>
-          <w:p>
-            <w:pPr>
-              <w:pStyle w:val="Normal"/>
-              <w:jc w:val="center"/>
-              <w:pBdr>
-                <w:bottom w:val="none" w:sz="0" w:space="0" w:color="000000"/>
-                <w:top w:val="none" w:sz="0" w:space="0" w:color="000000"/>
-                <w:left w:val="none" w:sz="0" w:space="0" w:color="000000"/>
-                <w:right w:val="none" w:sz="0" w:space="0" w:color="000000"/>
-              </w:pBdr>
-              <w:spacing w:after="100" w:before="100" w:line="240"/>
-              <w:ind w:left="100" w:right="100" w:firstLine="0" w:firstLineChars="0"/>
-              <w:rPr>
-                <w:rFonts w:ascii="Helvetica" w:hAnsi="Helvetica" w:eastAsia="Helvetica" w:cs="Helvetica"/>
-                <w:i w:val="false"/>
-                <w:b w:val="false"/>
-                <w:u w:val="none"/>
-                <w:sz w:val="22"/>
-                <w:szCs w:val="22"/>
-                <w:color w:val="000000"/>
-              </w:rPr>
-            </w:pPr>
-            <w:r>
-              <w:rPr>
-                <w:rFonts w:ascii="Helvetica" w:hAnsi="Helvetica" w:eastAsia="Helvetica" w:cs="Helvetica"/>
-                <w:i w:val="false"/>
-                <w:b w:val="false"/>
-                <w:u w:val="none"/>
-                <w:sz w:val="22"/>
-                <w:szCs w:val="22"/>
-                <w:color w:val="000000"/>
-              </w:rPr>
-              <w:t xml:space="preserve">-9.3, 25</w:t>
-            </w:r>
-          </w:p>
-        </w:tc>
-        <w:tc>
-          <w:tcPr>
-            <w:tcBorders>
-              <w:bottom w:val="none" w:sz="0" w:space="0" w:color="000000"/>
-              <w:top w:val="none" w:sz="0" w:space="0" w:color="000000"/>
-              <w:left w:val="none" w:sz="0" w:space="0" w:color="000000"/>
-              <w:right w:val="none" w:sz="0" w:space="0" w:color="000000"/>
-            </w:tcBorders>
-            <w:shd w:val="clear" w:color="auto" w:fill="FFFFFF"/>
-            <w:tcMar>
-              <w:top w:w="0" w:type="dxa"/>
-              <w:bottom w:w="0" w:type="dxa"/>
-              <w:left w:w="0" w:type="dxa"/>
-              <w:right w:w="0" w:type="dxa"/>
-            </w:tcMar>
-            <w:vAlign w:val="top"/>
-          </w:tcPr>
-          <w:p>
-            <w:pPr>
-              <w:pStyle w:val="Normal"/>
-              <w:jc w:val="center"/>
-              <w:pBdr>
-                <w:bottom w:val="none" w:sz="0" w:space="0" w:color="000000"/>
-                <w:top w:val="none" w:sz="0" w:space="0" w:color="000000"/>
-                <w:left w:val="none" w:sz="0" w:space="0" w:color="000000"/>
-                <w:right w:val="none" w:sz="0" w:space="0" w:color="000000"/>
-              </w:pBdr>
-              <w:spacing w:after="100" w:before="100" w:line="240"/>
-              <w:ind w:left="100" w:right="100" w:firstLine="0" w:firstLineChars="0"/>
-              <w:rPr>
-                <w:rFonts w:ascii="Helvetica" w:hAnsi="Helvetica" w:eastAsia="Helvetica" w:cs="Helvetica"/>
-                <w:i w:val="false"/>
-                <w:b w:val="false"/>
-                <w:u w:val="none"/>
-                <w:sz w:val="22"/>
-                <w:szCs w:val="22"/>
-                <w:color w:val="000000"/>
-              </w:rPr>
-            </w:pPr>
-            <w:r>
-              <w:rPr>
-                <w:rFonts w:ascii="Helvetica" w:hAnsi="Helvetica" w:eastAsia="Helvetica" w:cs="Helvetica"/>
-                <w:i w:val="false"/>
-                <w:b w:val="false"/>
-                <w:u w:val="none"/>
-                <w:sz w:val="22"/>
-                <w:szCs w:val="22"/>
-                <w:color w:val="000000"/>
-              </w:rPr>
-              <w:t xml:space="preserve">0.362</w:t>
+              <w:t xml:space="preserve">8.7</w:t>
+            </w:r>
+          </w:p>
+        </w:tc>
+        <w:tc>
+          <w:tcPr>
+            <w:tcBorders>
+              <w:bottom w:val="none" w:sz="0" w:space="0" w:color="000000"/>
+              <w:top w:val="none" w:sz="0" w:space="0" w:color="000000"/>
+              <w:left w:val="none" w:sz="0" w:space="0" w:color="000000"/>
+              <w:right w:val="none" w:sz="0" w:space="0" w:color="000000"/>
+            </w:tcBorders>
+            <w:shd w:val="clear" w:color="auto" w:fill="FFFFFF"/>
+            <w:tcMar>
+              <w:top w:w="0" w:type="dxa"/>
+              <w:bottom w:w="0" w:type="dxa"/>
+              <w:left w:w="0" w:type="dxa"/>
+              <w:right w:w="0" w:type="dxa"/>
+            </w:tcMar>
+            <w:vAlign w:val="top"/>
+          </w:tcPr>
+          <w:p>
+            <w:pPr>
+              <w:pStyle w:val="Normal"/>
+              <w:jc w:val="center"/>
+              <w:pBdr>
+                <w:bottom w:val="none" w:sz="0" w:space="0" w:color="000000"/>
+                <w:top w:val="none" w:sz="0" w:space="0" w:color="000000"/>
+                <w:left w:val="none" w:sz="0" w:space="0" w:color="000000"/>
+                <w:right w:val="none" w:sz="0" w:space="0" w:color="000000"/>
+              </w:pBdr>
+              <w:spacing w:after="100" w:before="100" w:line="240"/>
+              <w:ind w:left="100" w:right="100" w:firstLine="0" w:firstLineChars="0"/>
+              <w:rPr>
+                <w:rFonts w:ascii="Helvetica" w:hAnsi="Helvetica" w:eastAsia="Helvetica" w:cs="Helvetica"/>
+                <w:i w:val="false"/>
+                <w:b w:val="false"/>
+                <w:u w:val="none"/>
+                <w:sz w:val="22"/>
+                <w:szCs w:val="22"/>
+                <w:color w:val="000000"/>
+              </w:rPr>
+            </w:pPr>
+            <w:r>
+              <w:rPr>
+                <w:rFonts w:ascii="Helvetica" w:hAnsi="Helvetica" w:eastAsia="Helvetica" w:cs="Helvetica"/>
+                <w:i w:val="false"/>
+                <w:b w:val="false"/>
+                <w:u w:val="none"/>
+                <w:sz w:val="22"/>
+                <w:szCs w:val="22"/>
+                <w:color w:val="000000"/>
+              </w:rPr>
+              <w:t xml:space="preserve">-8.2, 26</w:t>
+            </w:r>
+          </w:p>
+        </w:tc>
+        <w:tc>
+          <w:tcPr>
+            <w:tcBorders>
+              <w:bottom w:val="none" w:sz="0" w:space="0" w:color="000000"/>
+              <w:top w:val="none" w:sz="0" w:space="0" w:color="000000"/>
+              <w:left w:val="none" w:sz="0" w:space="0" w:color="000000"/>
+              <w:right w:val="none" w:sz="0" w:space="0" w:color="000000"/>
+            </w:tcBorders>
+            <w:shd w:val="clear" w:color="auto" w:fill="FFFFFF"/>
+            <w:tcMar>
+              <w:top w:w="0" w:type="dxa"/>
+              <w:bottom w:w="0" w:type="dxa"/>
+              <w:left w:w="0" w:type="dxa"/>
+              <w:right w:w="0" w:type="dxa"/>
+            </w:tcMar>
+            <w:vAlign w:val="top"/>
+          </w:tcPr>
+          <w:p>
+            <w:pPr>
+              <w:pStyle w:val="Normal"/>
+              <w:jc w:val="center"/>
+              <w:pBdr>
+                <w:bottom w:val="none" w:sz="0" w:space="0" w:color="000000"/>
+                <w:top w:val="none" w:sz="0" w:space="0" w:color="000000"/>
+                <w:left w:val="none" w:sz="0" w:space="0" w:color="000000"/>
+                <w:right w:val="none" w:sz="0" w:space="0" w:color="000000"/>
+              </w:pBdr>
+              <w:spacing w:after="100" w:before="100" w:line="240"/>
+              <w:ind w:left="100" w:right="100" w:firstLine="0" w:firstLineChars="0"/>
+              <w:rPr>
+                <w:rFonts w:ascii="Helvetica" w:hAnsi="Helvetica" w:eastAsia="Helvetica" w:cs="Helvetica"/>
+                <w:i w:val="false"/>
+                <w:b w:val="false"/>
+                <w:u w:val="none"/>
+                <w:sz w:val="22"/>
+                <w:szCs w:val="22"/>
+                <w:color w:val="000000"/>
+              </w:rPr>
+            </w:pPr>
+            <w:r>
+              <w:rPr>
+                <w:rFonts w:ascii="Helvetica" w:hAnsi="Helvetica" w:eastAsia="Helvetica" w:cs="Helvetica"/>
+                <w:i w:val="false"/>
+                <w:b w:val="false"/>
+                <w:u w:val="none"/>
+                <w:sz w:val="22"/>
+                <w:szCs w:val="22"/>
+                <w:color w:val="000000"/>
+              </w:rPr>
+              <w:t xml:space="preserve">0.310</w:t>
             </w:r>
           </w:p>
         </w:tc>
@@ -9288,113 +9288,113 @@
                 <w:szCs w:val="22"/>
                 <w:color w:val="000000"/>
               </w:rPr>
-              <w:t xml:space="preserve">32</w:t>
-            </w:r>
-          </w:p>
-        </w:tc>
-        <w:tc>
-          <w:tcPr>
-            <w:tcBorders>
-              <w:bottom w:val="none" w:sz="0" w:space="0" w:color="000000"/>
-              <w:top w:val="none" w:sz="0" w:space="0" w:color="000000"/>
-              <w:left w:val="none" w:sz="0" w:space="0" w:color="000000"/>
-              <w:right w:val="none" w:sz="0" w:space="0" w:color="000000"/>
-            </w:tcBorders>
-            <w:shd w:val="clear" w:color="auto" w:fill="FFFFFF"/>
-            <w:tcMar>
-              <w:top w:w="0" w:type="dxa"/>
-              <w:bottom w:w="0" w:type="dxa"/>
-              <w:left w:w="0" w:type="dxa"/>
-              <w:right w:w="0" w:type="dxa"/>
-            </w:tcMar>
-            <w:vAlign w:val="top"/>
-          </w:tcPr>
-          <w:p>
-            <w:pPr>
-              <w:pStyle w:val="Normal"/>
-              <w:jc w:val="center"/>
-              <w:pBdr>
-                <w:bottom w:val="none" w:sz="0" w:space="0" w:color="000000"/>
-                <w:top w:val="none" w:sz="0" w:space="0" w:color="000000"/>
-                <w:left w:val="none" w:sz="0" w:space="0" w:color="000000"/>
-                <w:right w:val="none" w:sz="0" w:space="0" w:color="000000"/>
-              </w:pBdr>
-              <w:spacing w:after="100" w:before="100" w:line="240"/>
-              <w:ind w:left="100" w:right="100" w:firstLine="0" w:firstLineChars="0"/>
-              <w:rPr>
-                <w:rFonts w:ascii="Helvetica" w:hAnsi="Helvetica" w:eastAsia="Helvetica" w:cs="Helvetica"/>
-                <w:i w:val="false"/>
-                <w:b w:val="false"/>
-                <w:u w:val="none"/>
-                <w:sz w:val="22"/>
-                <w:szCs w:val="22"/>
-                <w:color w:val="000000"/>
-              </w:rPr>
-            </w:pPr>
-            <w:r>
-              <w:rPr>
-                <w:rFonts w:ascii="Helvetica" w:hAnsi="Helvetica" w:eastAsia="Helvetica" w:cs="Helvetica"/>
-                <w:i w:val="false"/>
-                <w:b w:val="false"/>
-                <w:u w:val="none"/>
-                <w:sz w:val="22"/>
-                <w:szCs w:val="22"/>
-                <w:color w:val="000000"/>
-              </w:rPr>
-              <w:t xml:space="preserve">12, 52</w:t>
-            </w:r>
-          </w:p>
-        </w:tc>
-        <w:tc>
-          <w:tcPr>
-            <w:tcBorders>
-              <w:bottom w:val="none" w:sz="0" w:space="0" w:color="000000"/>
-              <w:top w:val="none" w:sz="0" w:space="0" w:color="000000"/>
-              <w:left w:val="none" w:sz="0" w:space="0" w:color="000000"/>
-              <w:right w:val="none" w:sz="0" w:space="0" w:color="000000"/>
-            </w:tcBorders>
-            <w:shd w:val="clear" w:color="auto" w:fill="FFFFFF"/>
-            <w:tcMar>
-              <w:top w:w="0" w:type="dxa"/>
-              <w:bottom w:w="0" w:type="dxa"/>
-              <w:left w:w="0" w:type="dxa"/>
-              <w:right w:w="0" w:type="dxa"/>
-            </w:tcMar>
-            <w:vAlign w:val="top"/>
-          </w:tcPr>
-          <w:p>
-            <w:pPr>
-              <w:pStyle w:val="Normal"/>
-              <w:jc w:val="center"/>
-              <w:pBdr>
-                <w:bottom w:val="none" w:sz="0" w:space="0" w:color="000000"/>
-                <w:top w:val="none" w:sz="0" w:space="0" w:color="000000"/>
-                <w:left w:val="none" w:sz="0" w:space="0" w:color="000000"/>
-                <w:right w:val="none" w:sz="0" w:space="0" w:color="000000"/>
-              </w:pBdr>
-              <w:spacing w:after="100" w:before="100" w:line="240"/>
-              <w:ind w:left="100" w:right="100" w:firstLine="0" w:firstLineChars="0"/>
-              <w:rPr>
-                <w:rFonts w:ascii="Helvetica" w:hAnsi="Helvetica" w:eastAsia="Helvetica" w:cs="Helvetica"/>
-                <w:i w:val="false"/>
-                <w:b w:val="false"/>
-                <w:u w:val="none"/>
-                <w:sz w:val="22"/>
-                <w:szCs w:val="22"/>
-                <w:color w:val="000000"/>
-              </w:rPr>
-            </w:pPr>
-            <w:r>
-              <w:rPr>
-                <w:rFonts w:ascii="Helvetica" w:hAnsi="Helvetica" w:eastAsia="Helvetica" w:cs="Helvetica"/>
-                <w:i w:val="false"/>
-                <w:b w:val="false"/>
-                <w:u w:val="none"/>
-                <w:sz w:val="22"/>
-                <w:szCs w:val="22"/>
-                <w:color w:val="000000"/>
-              </w:rPr>
-              <w:t xml:space="preserve">0.002</w:t>
+              <w:t xml:space="preserve">30</w:t>
+            </w:r>
+          </w:p>
+        </w:tc>
+        <w:tc>
+          <w:tcPr>
+            <w:tcBorders>
+              <w:bottom w:val="none" w:sz="0" w:space="0" w:color="000000"/>
+              <w:top w:val="none" w:sz="0" w:space="0" w:color="000000"/>
+              <w:left w:val="none" w:sz="0" w:space="0" w:color="000000"/>
+              <w:right w:val="none" w:sz="0" w:space="0" w:color="000000"/>
+            </w:tcBorders>
+            <w:shd w:val="clear" w:color="auto" w:fill="FFFFFF"/>
+            <w:tcMar>
+              <w:top w:w="0" w:type="dxa"/>
+              <w:bottom w:w="0" w:type="dxa"/>
+              <w:left w:w="0" w:type="dxa"/>
+              <w:right w:w="0" w:type="dxa"/>
+            </w:tcMar>
+            <w:vAlign w:val="top"/>
+          </w:tcPr>
+          <w:p>
+            <w:pPr>
+              <w:pStyle w:val="Normal"/>
+              <w:jc w:val="center"/>
+              <w:pBdr>
+                <w:bottom w:val="none" w:sz="0" w:space="0" w:color="000000"/>
+                <w:top w:val="none" w:sz="0" w:space="0" w:color="000000"/>
+                <w:left w:val="none" w:sz="0" w:space="0" w:color="000000"/>
+                <w:right w:val="none" w:sz="0" w:space="0" w:color="000000"/>
+              </w:pBdr>
+              <w:spacing w:after="100" w:before="100" w:line="240"/>
+              <w:ind w:left="100" w:right="100" w:firstLine="0" w:firstLineChars="0"/>
+              <w:rPr>
+                <w:rFonts w:ascii="Helvetica" w:hAnsi="Helvetica" w:eastAsia="Helvetica" w:cs="Helvetica"/>
+                <w:i w:val="false"/>
+                <w:b w:val="false"/>
+                <w:u w:val="none"/>
+                <w:sz w:val="22"/>
+                <w:szCs w:val="22"/>
+                <w:color w:val="000000"/>
+              </w:rPr>
+            </w:pPr>
+            <w:r>
+              <w:rPr>
+                <w:rFonts w:ascii="Helvetica" w:hAnsi="Helvetica" w:eastAsia="Helvetica" w:cs="Helvetica"/>
+                <w:i w:val="false"/>
+                <w:b w:val="false"/>
+                <w:u w:val="none"/>
+                <w:sz w:val="22"/>
+                <w:szCs w:val="22"/>
+                <w:color w:val="000000"/>
+              </w:rPr>
+              <w:t xml:space="preserve">11, 50</w:t>
+            </w:r>
+          </w:p>
+        </w:tc>
+        <w:tc>
+          <w:tcPr>
+            <w:tcBorders>
+              <w:bottom w:val="none" w:sz="0" w:space="0" w:color="000000"/>
+              <w:top w:val="none" w:sz="0" w:space="0" w:color="000000"/>
+              <w:left w:val="none" w:sz="0" w:space="0" w:color="000000"/>
+              <w:right w:val="none" w:sz="0" w:space="0" w:color="000000"/>
+            </w:tcBorders>
+            <w:shd w:val="clear" w:color="auto" w:fill="FFFFFF"/>
+            <w:tcMar>
+              <w:top w:w="0" w:type="dxa"/>
+              <w:bottom w:w="0" w:type="dxa"/>
+              <w:left w:w="0" w:type="dxa"/>
+              <w:right w:w="0" w:type="dxa"/>
+            </w:tcMar>
+            <w:vAlign w:val="top"/>
+          </w:tcPr>
+          <w:p>
+            <w:pPr>
+              <w:pStyle w:val="Normal"/>
+              <w:jc w:val="center"/>
+              <w:pBdr>
+                <w:bottom w:val="none" w:sz="0" w:space="0" w:color="000000"/>
+                <w:top w:val="none" w:sz="0" w:space="0" w:color="000000"/>
+                <w:left w:val="none" w:sz="0" w:space="0" w:color="000000"/>
+                <w:right w:val="none" w:sz="0" w:space="0" w:color="000000"/>
+              </w:pBdr>
+              <w:spacing w:after="100" w:before="100" w:line="240"/>
+              <w:ind w:left="100" w:right="100" w:firstLine="0" w:firstLineChars="0"/>
+              <w:rPr>
+                <w:rFonts w:ascii="Helvetica" w:hAnsi="Helvetica" w:eastAsia="Helvetica" w:cs="Helvetica"/>
+                <w:i w:val="false"/>
+                <w:b w:val="false"/>
+                <w:u w:val="none"/>
+                <w:sz w:val="22"/>
+                <w:szCs w:val="22"/>
+                <w:color w:val="000000"/>
+              </w:rPr>
+            </w:pPr>
+            <w:r>
+              <w:rPr>
+                <w:rFonts w:ascii="Helvetica" w:hAnsi="Helvetica" w:eastAsia="Helvetica" w:cs="Helvetica"/>
+                <w:i w:val="false"/>
+                <w:b w:val="false"/>
+                <w:u w:val="none"/>
+                <w:sz w:val="22"/>
+                <w:szCs w:val="22"/>
+                <w:color w:val="000000"/>
+              </w:rPr>
+              <w:t xml:space="preserve">0.003</w:t>
             </w:r>
           </w:p>
         </w:tc>
@@ -9771,113 +9771,113 @@
                 <w:szCs w:val="22"/>
                 <w:color w:val="000000"/>
               </w:rPr>
-              <w:t xml:space="preserve">1.4</w:t>
-            </w:r>
-          </w:p>
-        </w:tc>
-        <w:tc>
-          <w:tcPr>
-            <w:tcBorders>
-              <w:bottom w:val="none" w:sz="0" w:space="0" w:color="000000"/>
-              <w:top w:val="none" w:sz="0" w:space="0" w:color="000000"/>
-              <w:left w:val="none" w:sz="0" w:space="0" w:color="000000"/>
-              <w:right w:val="none" w:sz="0" w:space="0" w:color="000000"/>
-            </w:tcBorders>
-            <w:shd w:val="clear" w:color="auto" w:fill="FFFFFF"/>
-            <w:tcMar>
-              <w:top w:w="0" w:type="dxa"/>
-              <w:bottom w:w="0" w:type="dxa"/>
-              <w:left w:w="0" w:type="dxa"/>
-              <w:right w:w="0" w:type="dxa"/>
-            </w:tcMar>
-            <w:vAlign w:val="top"/>
-          </w:tcPr>
-          <w:p>
-            <w:pPr>
-              <w:pStyle w:val="Normal"/>
-              <w:jc w:val="center"/>
-              <w:pBdr>
-                <w:bottom w:val="none" w:sz="0" w:space="0" w:color="000000"/>
-                <w:top w:val="none" w:sz="0" w:space="0" w:color="000000"/>
-                <w:left w:val="none" w:sz="0" w:space="0" w:color="000000"/>
-                <w:right w:val="none" w:sz="0" w:space="0" w:color="000000"/>
-              </w:pBdr>
-              <w:spacing w:after="100" w:before="100" w:line="240"/>
-              <w:ind w:left="100" w:right="100" w:firstLine="0" w:firstLineChars="0"/>
-              <w:rPr>
-                <w:rFonts w:ascii="Helvetica" w:hAnsi="Helvetica" w:eastAsia="Helvetica" w:cs="Helvetica"/>
-                <w:i w:val="false"/>
-                <w:b w:val="false"/>
-                <w:u w:val="none"/>
-                <w:sz w:val="22"/>
-                <w:szCs w:val="22"/>
-                <w:color w:val="000000"/>
-              </w:rPr>
-            </w:pPr>
-            <w:r>
-              <w:rPr>
-                <w:rFonts w:ascii="Helvetica" w:hAnsi="Helvetica" w:eastAsia="Helvetica" w:cs="Helvetica"/>
-                <w:i w:val="false"/>
-                <w:b w:val="false"/>
-                <w:u w:val="none"/>
-                <w:sz w:val="22"/>
-                <w:szCs w:val="22"/>
-                <w:color w:val="000000"/>
-              </w:rPr>
-              <w:t xml:space="preserve">-28, 31</w:t>
-            </w:r>
-          </w:p>
-        </w:tc>
-        <w:tc>
-          <w:tcPr>
-            <w:tcBorders>
-              <w:bottom w:val="none" w:sz="0" w:space="0" w:color="000000"/>
-              <w:top w:val="none" w:sz="0" w:space="0" w:color="000000"/>
-              <w:left w:val="none" w:sz="0" w:space="0" w:color="000000"/>
-              <w:right w:val="none" w:sz="0" w:space="0" w:color="000000"/>
-            </w:tcBorders>
-            <w:shd w:val="clear" w:color="auto" w:fill="FFFFFF"/>
-            <w:tcMar>
-              <w:top w:w="0" w:type="dxa"/>
-              <w:bottom w:w="0" w:type="dxa"/>
-              <w:left w:w="0" w:type="dxa"/>
-              <w:right w:w="0" w:type="dxa"/>
-            </w:tcMar>
-            <w:vAlign w:val="top"/>
-          </w:tcPr>
-          <w:p>
-            <w:pPr>
-              <w:pStyle w:val="Normal"/>
-              <w:jc w:val="center"/>
-              <w:pBdr>
-                <w:bottom w:val="none" w:sz="0" w:space="0" w:color="000000"/>
-                <w:top w:val="none" w:sz="0" w:space="0" w:color="000000"/>
-                <w:left w:val="none" w:sz="0" w:space="0" w:color="000000"/>
-                <w:right w:val="none" w:sz="0" w:space="0" w:color="000000"/>
-              </w:pBdr>
-              <w:spacing w:after="100" w:before="100" w:line="240"/>
-              <w:ind w:left="100" w:right="100" w:firstLine="0" w:firstLineChars="0"/>
-              <w:rPr>
-                <w:rFonts w:ascii="Helvetica" w:hAnsi="Helvetica" w:eastAsia="Helvetica" w:cs="Helvetica"/>
-                <w:i w:val="false"/>
-                <w:b w:val="false"/>
-                <w:u w:val="none"/>
-                <w:sz w:val="22"/>
-                <w:szCs w:val="22"/>
-                <w:color w:val="000000"/>
-              </w:rPr>
-            </w:pPr>
-            <w:r>
-              <w:rPr>
-                <w:rFonts w:ascii="Helvetica" w:hAnsi="Helvetica" w:eastAsia="Helvetica" w:cs="Helvetica"/>
-                <w:i w:val="false"/>
-                <w:b w:val="false"/>
-                <w:u w:val="none"/>
-                <w:sz w:val="22"/>
-                <w:szCs w:val="22"/>
-                <w:color w:val="000000"/>
-              </w:rPr>
-              <w:t xml:space="preserve">0.924</w:t>
+              <w:t xml:space="preserve">2.0</w:t>
+            </w:r>
+          </w:p>
+        </w:tc>
+        <w:tc>
+          <w:tcPr>
+            <w:tcBorders>
+              <w:bottom w:val="none" w:sz="0" w:space="0" w:color="000000"/>
+              <w:top w:val="none" w:sz="0" w:space="0" w:color="000000"/>
+              <w:left w:val="none" w:sz="0" w:space="0" w:color="000000"/>
+              <w:right w:val="none" w:sz="0" w:space="0" w:color="000000"/>
+            </w:tcBorders>
+            <w:shd w:val="clear" w:color="auto" w:fill="FFFFFF"/>
+            <w:tcMar>
+              <w:top w:w="0" w:type="dxa"/>
+              <w:bottom w:w="0" w:type="dxa"/>
+              <w:left w:w="0" w:type="dxa"/>
+              <w:right w:w="0" w:type="dxa"/>
+            </w:tcMar>
+            <w:vAlign w:val="top"/>
+          </w:tcPr>
+          <w:p>
+            <w:pPr>
+              <w:pStyle w:val="Normal"/>
+              <w:jc w:val="center"/>
+              <w:pBdr>
+                <w:bottom w:val="none" w:sz="0" w:space="0" w:color="000000"/>
+                <w:top w:val="none" w:sz="0" w:space="0" w:color="000000"/>
+                <w:left w:val="none" w:sz="0" w:space="0" w:color="000000"/>
+                <w:right w:val="none" w:sz="0" w:space="0" w:color="000000"/>
+              </w:pBdr>
+              <w:spacing w:after="100" w:before="100" w:line="240"/>
+              <w:ind w:left="100" w:right="100" w:firstLine="0" w:firstLineChars="0"/>
+              <w:rPr>
+                <w:rFonts w:ascii="Helvetica" w:hAnsi="Helvetica" w:eastAsia="Helvetica" w:cs="Helvetica"/>
+                <w:i w:val="false"/>
+                <w:b w:val="false"/>
+                <w:u w:val="none"/>
+                <w:sz w:val="22"/>
+                <w:szCs w:val="22"/>
+                <w:color w:val="000000"/>
+              </w:rPr>
+            </w:pPr>
+            <w:r>
+              <w:rPr>
+                <w:rFonts w:ascii="Helvetica" w:hAnsi="Helvetica" w:eastAsia="Helvetica" w:cs="Helvetica"/>
+                <w:i w:val="false"/>
+                <w:b w:val="false"/>
+                <w:u w:val="none"/>
+                <w:sz w:val="22"/>
+                <w:szCs w:val="22"/>
+                <w:color w:val="000000"/>
+              </w:rPr>
+              <w:t xml:space="preserve">-26, 30</w:t>
+            </w:r>
+          </w:p>
+        </w:tc>
+        <w:tc>
+          <w:tcPr>
+            <w:tcBorders>
+              <w:bottom w:val="none" w:sz="0" w:space="0" w:color="000000"/>
+              <w:top w:val="none" w:sz="0" w:space="0" w:color="000000"/>
+              <w:left w:val="none" w:sz="0" w:space="0" w:color="000000"/>
+              <w:right w:val="none" w:sz="0" w:space="0" w:color="000000"/>
+            </w:tcBorders>
+            <w:shd w:val="clear" w:color="auto" w:fill="FFFFFF"/>
+            <w:tcMar>
+              <w:top w:w="0" w:type="dxa"/>
+              <w:bottom w:w="0" w:type="dxa"/>
+              <w:left w:w="0" w:type="dxa"/>
+              <w:right w:w="0" w:type="dxa"/>
+            </w:tcMar>
+            <w:vAlign w:val="top"/>
+          </w:tcPr>
+          <w:p>
+            <w:pPr>
+              <w:pStyle w:val="Normal"/>
+              <w:jc w:val="center"/>
+              <w:pBdr>
+                <w:bottom w:val="none" w:sz="0" w:space="0" w:color="000000"/>
+                <w:top w:val="none" w:sz="0" w:space="0" w:color="000000"/>
+                <w:left w:val="none" w:sz="0" w:space="0" w:color="000000"/>
+                <w:right w:val="none" w:sz="0" w:space="0" w:color="000000"/>
+              </w:pBdr>
+              <w:spacing w:after="100" w:before="100" w:line="240"/>
+              <w:ind w:left="100" w:right="100" w:firstLine="0" w:firstLineChars="0"/>
+              <w:rPr>
+                <w:rFonts w:ascii="Helvetica" w:hAnsi="Helvetica" w:eastAsia="Helvetica" w:cs="Helvetica"/>
+                <w:i w:val="false"/>
+                <w:b w:val="false"/>
+                <w:u w:val="none"/>
+                <w:sz w:val="22"/>
+                <w:szCs w:val="22"/>
+                <w:color w:val="000000"/>
+              </w:rPr>
+            </w:pPr>
+            <w:r>
+              <w:rPr>
+                <w:rFonts w:ascii="Helvetica" w:hAnsi="Helvetica" w:eastAsia="Helvetica" w:cs="Helvetica"/>
+                <w:i w:val="false"/>
+                <w:b w:val="false"/>
+                <w:u w:val="none"/>
+                <w:sz w:val="22"/>
+                <w:szCs w:val="22"/>
+                <w:color w:val="000000"/>
+              </w:rPr>
+              <w:t xml:space="preserve">0.889</w:t>
             </w:r>
           </w:p>
         </w:tc>
@@ -11220,113 +11220,113 @@
                 <w:szCs w:val="22"/>
                 <w:color w:val="000000"/>
               </w:rPr>
-              <w:t xml:space="preserve">3.1</w:t>
-            </w:r>
-          </w:p>
-        </w:tc>
-        <w:tc>
-          <w:tcPr>
-            <w:tcBorders>
-              <w:bottom w:val="none" w:sz="0" w:space="0" w:color="000000"/>
-              <w:top w:val="none" w:sz="0" w:space="0" w:color="000000"/>
-              <w:left w:val="none" w:sz="0" w:space="0" w:color="000000"/>
-              <w:right w:val="none" w:sz="0" w:space="0" w:color="000000"/>
-            </w:tcBorders>
-            <w:shd w:val="clear" w:color="auto" w:fill="FFFFFF"/>
-            <w:tcMar>
-              <w:top w:w="0" w:type="dxa"/>
-              <w:bottom w:w="0" w:type="dxa"/>
-              <w:left w:w="0" w:type="dxa"/>
-              <w:right w:w="0" w:type="dxa"/>
-            </w:tcMar>
-            <w:vAlign w:val="top"/>
-          </w:tcPr>
-          <w:p>
-            <w:pPr>
-              <w:pStyle w:val="Normal"/>
-              <w:jc w:val="center"/>
-              <w:pBdr>
-                <w:bottom w:val="none" w:sz="0" w:space="0" w:color="000000"/>
-                <w:top w:val="none" w:sz="0" w:space="0" w:color="000000"/>
-                <w:left w:val="none" w:sz="0" w:space="0" w:color="000000"/>
-                <w:right w:val="none" w:sz="0" w:space="0" w:color="000000"/>
-              </w:pBdr>
-              <w:spacing w:after="100" w:before="100" w:line="240"/>
-              <w:ind w:left="100" w:right="100" w:firstLine="0" w:firstLineChars="0"/>
-              <w:rPr>
-                <w:rFonts w:ascii="Helvetica" w:hAnsi="Helvetica" w:eastAsia="Helvetica" w:cs="Helvetica"/>
-                <w:i w:val="false"/>
-                <w:b w:val="false"/>
-                <w:u w:val="none"/>
-                <w:sz w:val="22"/>
-                <w:szCs w:val="22"/>
-                <w:color w:val="000000"/>
-              </w:rPr>
-            </w:pPr>
-            <w:r>
-              <w:rPr>
-                <w:rFonts w:ascii="Helvetica" w:hAnsi="Helvetica" w:eastAsia="Helvetica" w:cs="Helvetica"/>
-                <w:i w:val="false"/>
-                <w:b w:val="false"/>
-                <w:u w:val="none"/>
-                <w:sz w:val="22"/>
-                <w:szCs w:val="22"/>
-                <w:color w:val="000000"/>
-              </w:rPr>
-              <w:t xml:space="preserve">-10, 16</w:t>
-            </w:r>
-          </w:p>
-        </w:tc>
-        <w:tc>
-          <w:tcPr>
-            <w:tcBorders>
-              <w:bottom w:val="none" w:sz="0" w:space="0" w:color="000000"/>
-              <w:top w:val="none" w:sz="0" w:space="0" w:color="000000"/>
-              <w:left w:val="none" w:sz="0" w:space="0" w:color="000000"/>
-              <w:right w:val="none" w:sz="0" w:space="0" w:color="000000"/>
-            </w:tcBorders>
-            <w:shd w:val="clear" w:color="auto" w:fill="FFFFFF"/>
-            <w:tcMar>
-              <w:top w:w="0" w:type="dxa"/>
-              <w:bottom w:w="0" w:type="dxa"/>
-              <w:left w:w="0" w:type="dxa"/>
-              <w:right w:w="0" w:type="dxa"/>
-            </w:tcMar>
-            <w:vAlign w:val="top"/>
-          </w:tcPr>
-          <w:p>
-            <w:pPr>
-              <w:pStyle w:val="Normal"/>
-              <w:jc w:val="center"/>
-              <w:pBdr>
-                <w:bottom w:val="none" w:sz="0" w:space="0" w:color="000000"/>
-                <w:top w:val="none" w:sz="0" w:space="0" w:color="000000"/>
-                <w:left w:val="none" w:sz="0" w:space="0" w:color="000000"/>
-                <w:right w:val="none" w:sz="0" w:space="0" w:color="000000"/>
-              </w:pBdr>
-              <w:spacing w:after="100" w:before="100" w:line="240"/>
-              <w:ind w:left="100" w:right="100" w:firstLine="0" w:firstLineChars="0"/>
-              <w:rPr>
-                <w:rFonts w:ascii="Helvetica" w:hAnsi="Helvetica" w:eastAsia="Helvetica" w:cs="Helvetica"/>
-                <w:i w:val="false"/>
-                <w:b w:val="false"/>
-                <w:u w:val="none"/>
-                <w:sz w:val="22"/>
-                <w:szCs w:val="22"/>
-                <w:color w:val="000000"/>
-              </w:rPr>
-            </w:pPr>
-            <w:r>
-              <w:rPr>
-                <w:rFonts w:ascii="Helvetica" w:hAnsi="Helvetica" w:eastAsia="Helvetica" w:cs="Helvetica"/>
-                <w:i w:val="false"/>
-                <w:b w:val="false"/>
-                <w:u w:val="none"/>
-                <w:sz w:val="22"/>
-                <w:szCs w:val="22"/>
-                <w:color w:val="000000"/>
-              </w:rPr>
-              <w:t xml:space="preserve">0.640</w:t>
+              <w:t xml:space="preserve">2.4</w:t>
+            </w:r>
+          </w:p>
+        </w:tc>
+        <w:tc>
+          <w:tcPr>
+            <w:tcBorders>
+              <w:bottom w:val="none" w:sz="0" w:space="0" w:color="000000"/>
+              <w:top w:val="none" w:sz="0" w:space="0" w:color="000000"/>
+              <w:left w:val="none" w:sz="0" w:space="0" w:color="000000"/>
+              <w:right w:val="none" w:sz="0" w:space="0" w:color="000000"/>
+            </w:tcBorders>
+            <w:shd w:val="clear" w:color="auto" w:fill="FFFFFF"/>
+            <w:tcMar>
+              <w:top w:w="0" w:type="dxa"/>
+              <w:bottom w:w="0" w:type="dxa"/>
+              <w:left w:w="0" w:type="dxa"/>
+              <w:right w:w="0" w:type="dxa"/>
+            </w:tcMar>
+            <w:vAlign w:val="top"/>
+          </w:tcPr>
+          <w:p>
+            <w:pPr>
+              <w:pStyle w:val="Normal"/>
+              <w:jc w:val="center"/>
+              <w:pBdr>
+                <w:bottom w:val="none" w:sz="0" w:space="0" w:color="000000"/>
+                <w:top w:val="none" w:sz="0" w:space="0" w:color="000000"/>
+                <w:left w:val="none" w:sz="0" w:space="0" w:color="000000"/>
+                <w:right w:val="none" w:sz="0" w:space="0" w:color="000000"/>
+              </w:pBdr>
+              <w:spacing w:after="100" w:before="100" w:line="240"/>
+              <w:ind w:left="100" w:right="100" w:firstLine="0" w:firstLineChars="0"/>
+              <w:rPr>
+                <w:rFonts w:ascii="Helvetica" w:hAnsi="Helvetica" w:eastAsia="Helvetica" w:cs="Helvetica"/>
+                <w:i w:val="false"/>
+                <w:b w:val="false"/>
+                <w:u w:val="none"/>
+                <w:sz w:val="22"/>
+                <w:szCs w:val="22"/>
+                <w:color w:val="000000"/>
+              </w:rPr>
+            </w:pPr>
+            <w:r>
+              <w:rPr>
+                <w:rFonts w:ascii="Helvetica" w:hAnsi="Helvetica" w:eastAsia="Helvetica" w:cs="Helvetica"/>
+                <w:i w:val="false"/>
+                <w:b w:val="false"/>
+                <w:u w:val="none"/>
+                <w:sz w:val="22"/>
+                <w:szCs w:val="22"/>
+                <w:color w:val="000000"/>
+              </w:rPr>
+              <w:t xml:space="preserve">-10, 15</w:t>
+            </w:r>
+          </w:p>
+        </w:tc>
+        <w:tc>
+          <w:tcPr>
+            <w:tcBorders>
+              <w:bottom w:val="none" w:sz="0" w:space="0" w:color="000000"/>
+              <w:top w:val="none" w:sz="0" w:space="0" w:color="000000"/>
+              <w:left w:val="none" w:sz="0" w:space="0" w:color="000000"/>
+              <w:right w:val="none" w:sz="0" w:space="0" w:color="000000"/>
+            </w:tcBorders>
+            <w:shd w:val="clear" w:color="auto" w:fill="FFFFFF"/>
+            <w:tcMar>
+              <w:top w:w="0" w:type="dxa"/>
+              <w:bottom w:w="0" w:type="dxa"/>
+              <w:left w:w="0" w:type="dxa"/>
+              <w:right w:w="0" w:type="dxa"/>
+            </w:tcMar>
+            <w:vAlign w:val="top"/>
+          </w:tcPr>
+          <w:p>
+            <w:pPr>
+              <w:pStyle w:val="Normal"/>
+              <w:jc w:val="center"/>
+              <w:pBdr>
+                <w:bottom w:val="none" w:sz="0" w:space="0" w:color="000000"/>
+                <w:top w:val="none" w:sz="0" w:space="0" w:color="000000"/>
+                <w:left w:val="none" w:sz="0" w:space="0" w:color="000000"/>
+                <w:right w:val="none" w:sz="0" w:space="0" w:color="000000"/>
+              </w:pBdr>
+              <w:spacing w:after="100" w:before="100" w:line="240"/>
+              <w:ind w:left="100" w:right="100" w:firstLine="0" w:firstLineChars="0"/>
+              <w:rPr>
+                <w:rFonts w:ascii="Helvetica" w:hAnsi="Helvetica" w:eastAsia="Helvetica" w:cs="Helvetica"/>
+                <w:i w:val="false"/>
+                <w:b w:val="false"/>
+                <w:u w:val="none"/>
+                <w:sz w:val="22"/>
+                <w:szCs w:val="22"/>
+                <w:color w:val="000000"/>
+              </w:rPr>
+            </w:pPr>
+            <w:r>
+              <w:rPr>
+                <w:rFonts w:ascii="Helvetica" w:hAnsi="Helvetica" w:eastAsia="Helvetica" w:cs="Helvetica"/>
+                <w:i w:val="false"/>
+                <w:b w:val="false"/>
+                <w:u w:val="none"/>
+                <w:sz w:val="22"/>
+                <w:szCs w:val="22"/>
+                <w:color w:val="000000"/>
+              </w:rPr>
+              <w:t xml:space="preserve">0.704</w:t>
             </w:r>
           </w:p>
         </w:tc>
@@ -11703,113 +11703,113 @@
                 <w:szCs w:val="22"/>
                 <w:color w:val="000000"/>
               </w:rPr>
-              <w:t xml:space="preserve">-6.9</w:t>
-            </w:r>
-          </w:p>
-        </w:tc>
-        <w:tc>
-          <w:tcPr>
-            <w:tcBorders>
-              <w:bottom w:val="none" w:sz="0" w:space="0" w:color="000000"/>
-              <w:top w:val="none" w:sz="0" w:space="0" w:color="000000"/>
-              <w:left w:val="none" w:sz="0" w:space="0" w:color="000000"/>
-              <w:right w:val="none" w:sz="0" w:space="0" w:color="000000"/>
-            </w:tcBorders>
-            <w:shd w:val="clear" w:color="auto" w:fill="FFFFFF"/>
-            <w:tcMar>
-              <w:top w:w="0" w:type="dxa"/>
-              <w:bottom w:w="0" w:type="dxa"/>
-              <w:left w:w="0" w:type="dxa"/>
-              <w:right w:w="0" w:type="dxa"/>
-            </w:tcMar>
-            <w:vAlign w:val="top"/>
-          </w:tcPr>
-          <w:p>
-            <w:pPr>
-              <w:pStyle w:val="Normal"/>
-              <w:jc w:val="center"/>
-              <w:pBdr>
-                <w:bottom w:val="none" w:sz="0" w:space="0" w:color="000000"/>
-                <w:top w:val="none" w:sz="0" w:space="0" w:color="000000"/>
-                <w:left w:val="none" w:sz="0" w:space="0" w:color="000000"/>
-                <w:right w:val="none" w:sz="0" w:space="0" w:color="000000"/>
-              </w:pBdr>
-              <w:spacing w:after="100" w:before="100" w:line="240"/>
-              <w:ind w:left="100" w:right="100" w:firstLine="0" w:firstLineChars="0"/>
-              <w:rPr>
-                <w:rFonts w:ascii="Helvetica" w:hAnsi="Helvetica" w:eastAsia="Helvetica" w:cs="Helvetica"/>
-                <w:i w:val="false"/>
-                <w:b w:val="false"/>
-                <w:u w:val="none"/>
-                <w:sz w:val="22"/>
-                <w:szCs w:val="22"/>
-                <w:color w:val="000000"/>
-              </w:rPr>
-            </w:pPr>
-            <w:r>
-              <w:rPr>
-                <w:rFonts w:ascii="Helvetica" w:hAnsi="Helvetica" w:eastAsia="Helvetica" w:cs="Helvetica"/>
-                <w:i w:val="false"/>
-                <w:b w:val="false"/>
-                <w:u w:val="none"/>
-                <w:sz w:val="22"/>
-                <w:szCs w:val="22"/>
-                <w:color w:val="000000"/>
-              </w:rPr>
-              <w:t xml:space="preserve">-17, 3.4</w:t>
-            </w:r>
-          </w:p>
-        </w:tc>
-        <w:tc>
-          <w:tcPr>
-            <w:tcBorders>
-              <w:bottom w:val="none" w:sz="0" w:space="0" w:color="000000"/>
-              <w:top w:val="none" w:sz="0" w:space="0" w:color="000000"/>
-              <w:left w:val="none" w:sz="0" w:space="0" w:color="000000"/>
-              <w:right w:val="none" w:sz="0" w:space="0" w:color="000000"/>
-            </w:tcBorders>
-            <w:shd w:val="clear" w:color="auto" w:fill="FFFFFF"/>
-            <w:tcMar>
-              <w:top w:w="0" w:type="dxa"/>
-              <w:bottom w:w="0" w:type="dxa"/>
-              <w:left w:w="0" w:type="dxa"/>
-              <w:right w:w="0" w:type="dxa"/>
-            </w:tcMar>
-            <w:vAlign w:val="top"/>
-          </w:tcPr>
-          <w:p>
-            <w:pPr>
-              <w:pStyle w:val="Normal"/>
-              <w:jc w:val="center"/>
-              <w:pBdr>
-                <w:bottom w:val="none" w:sz="0" w:space="0" w:color="000000"/>
-                <w:top w:val="none" w:sz="0" w:space="0" w:color="000000"/>
-                <w:left w:val="none" w:sz="0" w:space="0" w:color="000000"/>
-                <w:right w:val="none" w:sz="0" w:space="0" w:color="000000"/>
-              </w:pBdr>
-              <w:spacing w:after="100" w:before="100" w:line="240"/>
-              <w:ind w:left="100" w:right="100" w:firstLine="0" w:firstLineChars="0"/>
-              <w:rPr>
-                <w:rFonts w:ascii="Helvetica" w:hAnsi="Helvetica" w:eastAsia="Helvetica" w:cs="Helvetica"/>
-                <w:i w:val="false"/>
-                <w:b w:val="false"/>
-                <w:u w:val="none"/>
-                <w:sz w:val="22"/>
-                <w:szCs w:val="22"/>
-                <w:color w:val="000000"/>
-              </w:rPr>
-            </w:pPr>
-            <w:r>
-              <w:rPr>
-                <w:rFonts w:ascii="Helvetica" w:hAnsi="Helvetica" w:eastAsia="Helvetica" w:cs="Helvetica"/>
-                <w:i w:val="false"/>
-                <w:b w:val="false"/>
-                <w:u w:val="none"/>
-                <w:sz w:val="22"/>
-                <w:szCs w:val="22"/>
-                <w:color w:val="000000"/>
-              </w:rPr>
-              <w:t xml:space="preserve">0.189</w:t>
+              <w:t xml:space="preserve">-7.0</w:t>
+            </w:r>
+          </w:p>
+        </w:tc>
+        <w:tc>
+          <w:tcPr>
+            <w:tcBorders>
+              <w:bottom w:val="none" w:sz="0" w:space="0" w:color="000000"/>
+              <w:top w:val="none" w:sz="0" w:space="0" w:color="000000"/>
+              <w:left w:val="none" w:sz="0" w:space="0" w:color="000000"/>
+              <w:right w:val="none" w:sz="0" w:space="0" w:color="000000"/>
+            </w:tcBorders>
+            <w:shd w:val="clear" w:color="auto" w:fill="FFFFFF"/>
+            <w:tcMar>
+              <w:top w:w="0" w:type="dxa"/>
+              <w:bottom w:w="0" w:type="dxa"/>
+              <w:left w:w="0" w:type="dxa"/>
+              <w:right w:w="0" w:type="dxa"/>
+            </w:tcMar>
+            <w:vAlign w:val="top"/>
+          </w:tcPr>
+          <w:p>
+            <w:pPr>
+              <w:pStyle w:val="Normal"/>
+              <w:jc w:val="center"/>
+              <w:pBdr>
+                <w:bottom w:val="none" w:sz="0" w:space="0" w:color="000000"/>
+                <w:top w:val="none" w:sz="0" w:space="0" w:color="000000"/>
+                <w:left w:val="none" w:sz="0" w:space="0" w:color="000000"/>
+                <w:right w:val="none" w:sz="0" w:space="0" w:color="000000"/>
+              </w:pBdr>
+              <w:spacing w:after="100" w:before="100" w:line="240"/>
+              <w:ind w:left="100" w:right="100" w:firstLine="0" w:firstLineChars="0"/>
+              <w:rPr>
+                <w:rFonts w:ascii="Helvetica" w:hAnsi="Helvetica" w:eastAsia="Helvetica" w:cs="Helvetica"/>
+                <w:i w:val="false"/>
+                <w:b w:val="false"/>
+                <w:u w:val="none"/>
+                <w:sz w:val="22"/>
+                <w:szCs w:val="22"/>
+                <w:color w:val="000000"/>
+              </w:rPr>
+            </w:pPr>
+            <w:r>
+              <w:rPr>
+                <w:rFonts w:ascii="Helvetica" w:hAnsi="Helvetica" w:eastAsia="Helvetica" w:cs="Helvetica"/>
+                <w:i w:val="false"/>
+                <w:b w:val="false"/>
+                <w:u w:val="none"/>
+                <w:sz w:val="22"/>
+                <w:szCs w:val="22"/>
+                <w:color w:val="000000"/>
+              </w:rPr>
+              <w:t xml:space="preserve">-17, 3.0</w:t>
+            </w:r>
+          </w:p>
+        </w:tc>
+        <w:tc>
+          <w:tcPr>
+            <w:tcBorders>
+              <w:bottom w:val="none" w:sz="0" w:space="0" w:color="000000"/>
+              <w:top w:val="none" w:sz="0" w:space="0" w:color="000000"/>
+              <w:left w:val="none" w:sz="0" w:space="0" w:color="000000"/>
+              <w:right w:val="none" w:sz="0" w:space="0" w:color="000000"/>
+            </w:tcBorders>
+            <w:shd w:val="clear" w:color="auto" w:fill="FFFFFF"/>
+            <w:tcMar>
+              <w:top w:w="0" w:type="dxa"/>
+              <w:bottom w:w="0" w:type="dxa"/>
+              <w:left w:w="0" w:type="dxa"/>
+              <w:right w:w="0" w:type="dxa"/>
+            </w:tcMar>
+            <w:vAlign w:val="top"/>
+          </w:tcPr>
+          <w:p>
+            <w:pPr>
+              <w:pStyle w:val="Normal"/>
+              <w:jc w:val="center"/>
+              <w:pBdr>
+                <w:bottom w:val="none" w:sz="0" w:space="0" w:color="000000"/>
+                <w:top w:val="none" w:sz="0" w:space="0" w:color="000000"/>
+                <w:left w:val="none" w:sz="0" w:space="0" w:color="000000"/>
+                <w:right w:val="none" w:sz="0" w:space="0" w:color="000000"/>
+              </w:pBdr>
+              <w:spacing w:after="100" w:before="100" w:line="240"/>
+              <w:ind w:left="100" w:right="100" w:firstLine="0" w:firstLineChars="0"/>
+              <w:rPr>
+                <w:rFonts w:ascii="Helvetica" w:hAnsi="Helvetica" w:eastAsia="Helvetica" w:cs="Helvetica"/>
+                <w:i w:val="false"/>
+                <w:b w:val="false"/>
+                <w:u w:val="none"/>
+                <w:sz w:val="22"/>
+                <w:szCs w:val="22"/>
+                <w:color w:val="000000"/>
+              </w:rPr>
+            </w:pPr>
+            <w:r>
+              <w:rPr>
+                <w:rFonts w:ascii="Helvetica" w:hAnsi="Helvetica" w:eastAsia="Helvetica" w:cs="Helvetica"/>
+                <w:i w:val="false"/>
+                <w:b w:val="false"/>
+                <w:u w:val="none"/>
+                <w:sz w:val="22"/>
+                <w:szCs w:val="22"/>
+                <w:color w:val="000000"/>
+              </w:rPr>
+              <w:t xml:space="preserve">0.169</w:t>
             </w:r>
           </w:p>
         </w:tc>
@@ -12186,113 +12186,113 @@
                 <w:szCs w:val="22"/>
                 <w:color w:val="000000"/>
               </w:rPr>
-              <w:t xml:space="preserve">-2.5</w:t>
-            </w:r>
-          </w:p>
-        </w:tc>
-        <w:tc>
-          <w:tcPr>
-            <w:tcBorders>
-              <w:bottom w:val="none" w:sz="0" w:space="0" w:color="000000"/>
-              <w:top w:val="none" w:sz="0" w:space="0" w:color="000000"/>
-              <w:left w:val="none" w:sz="0" w:space="0" w:color="000000"/>
-              <w:right w:val="none" w:sz="0" w:space="0" w:color="000000"/>
-            </w:tcBorders>
-            <w:shd w:val="clear" w:color="auto" w:fill="FFFFFF"/>
-            <w:tcMar>
-              <w:top w:w="0" w:type="dxa"/>
-              <w:bottom w:w="0" w:type="dxa"/>
-              <w:left w:w="0" w:type="dxa"/>
-              <w:right w:w="0" w:type="dxa"/>
-            </w:tcMar>
-            <w:vAlign w:val="top"/>
-          </w:tcPr>
-          <w:p>
-            <w:pPr>
-              <w:pStyle w:val="Normal"/>
-              <w:jc w:val="center"/>
-              <w:pBdr>
-                <w:bottom w:val="none" w:sz="0" w:space="0" w:color="000000"/>
-                <w:top w:val="none" w:sz="0" w:space="0" w:color="000000"/>
-                <w:left w:val="none" w:sz="0" w:space="0" w:color="000000"/>
-                <w:right w:val="none" w:sz="0" w:space="0" w:color="000000"/>
-              </w:pBdr>
-              <w:spacing w:after="100" w:before="100" w:line="240"/>
-              <w:ind w:left="100" w:right="100" w:firstLine="0" w:firstLineChars="0"/>
-              <w:rPr>
-                <w:rFonts w:ascii="Helvetica" w:hAnsi="Helvetica" w:eastAsia="Helvetica" w:cs="Helvetica"/>
-                <w:i w:val="false"/>
-                <w:b w:val="false"/>
-                <w:u w:val="none"/>
-                <w:sz w:val="22"/>
-                <w:szCs w:val="22"/>
-                <w:color w:val="000000"/>
-              </w:rPr>
-            </w:pPr>
-            <w:r>
-              <w:rPr>
-                <w:rFonts w:ascii="Helvetica" w:hAnsi="Helvetica" w:eastAsia="Helvetica" w:cs="Helvetica"/>
-                <w:i w:val="false"/>
-                <w:b w:val="false"/>
-                <w:u w:val="none"/>
-                <w:sz w:val="22"/>
-                <w:szCs w:val="22"/>
-                <w:color w:val="000000"/>
-              </w:rPr>
-              <w:t xml:space="preserve">-19, 14</w:t>
-            </w:r>
-          </w:p>
-        </w:tc>
-        <w:tc>
-          <w:tcPr>
-            <w:tcBorders>
-              <w:bottom w:val="none" w:sz="0" w:space="0" w:color="000000"/>
-              <w:top w:val="none" w:sz="0" w:space="0" w:color="000000"/>
-              <w:left w:val="none" w:sz="0" w:space="0" w:color="000000"/>
-              <w:right w:val="none" w:sz="0" w:space="0" w:color="000000"/>
-            </w:tcBorders>
-            <w:shd w:val="clear" w:color="auto" w:fill="FFFFFF"/>
-            <w:tcMar>
-              <w:top w:w="0" w:type="dxa"/>
-              <w:bottom w:w="0" w:type="dxa"/>
-              <w:left w:w="0" w:type="dxa"/>
-              <w:right w:w="0" w:type="dxa"/>
-            </w:tcMar>
-            <w:vAlign w:val="top"/>
-          </w:tcPr>
-          <w:p>
-            <w:pPr>
-              <w:pStyle w:val="Normal"/>
-              <w:jc w:val="center"/>
-              <w:pBdr>
-                <w:bottom w:val="none" w:sz="0" w:space="0" w:color="000000"/>
-                <w:top w:val="none" w:sz="0" w:space="0" w:color="000000"/>
-                <w:left w:val="none" w:sz="0" w:space="0" w:color="000000"/>
-                <w:right w:val="none" w:sz="0" w:space="0" w:color="000000"/>
-              </w:pBdr>
-              <w:spacing w:after="100" w:before="100" w:line="240"/>
-              <w:ind w:left="100" w:right="100" w:firstLine="0" w:firstLineChars="0"/>
-              <w:rPr>
-                <w:rFonts w:ascii="Helvetica" w:hAnsi="Helvetica" w:eastAsia="Helvetica" w:cs="Helvetica"/>
-                <w:i w:val="false"/>
-                <w:b w:val="false"/>
-                <w:u w:val="none"/>
-                <w:sz w:val="22"/>
-                <w:szCs w:val="22"/>
-                <w:color w:val="000000"/>
-              </w:rPr>
-            </w:pPr>
-            <w:r>
-              <w:rPr>
-                <w:rFonts w:ascii="Helvetica" w:hAnsi="Helvetica" w:eastAsia="Helvetica" w:cs="Helvetica"/>
-                <w:i w:val="false"/>
-                <w:b w:val="false"/>
-                <w:u w:val="none"/>
-                <w:sz w:val="22"/>
-                <w:szCs w:val="22"/>
-                <w:color w:val="000000"/>
-              </w:rPr>
-              <w:t xml:space="preserve">0.763</w:t>
+              <w:t xml:space="preserve">-1.9</w:t>
+            </w:r>
+          </w:p>
+        </w:tc>
+        <w:tc>
+          <w:tcPr>
+            <w:tcBorders>
+              <w:bottom w:val="none" w:sz="0" w:space="0" w:color="000000"/>
+              <w:top w:val="none" w:sz="0" w:space="0" w:color="000000"/>
+              <w:left w:val="none" w:sz="0" w:space="0" w:color="000000"/>
+              <w:right w:val="none" w:sz="0" w:space="0" w:color="000000"/>
+            </w:tcBorders>
+            <w:shd w:val="clear" w:color="auto" w:fill="FFFFFF"/>
+            <w:tcMar>
+              <w:top w:w="0" w:type="dxa"/>
+              <w:bottom w:w="0" w:type="dxa"/>
+              <w:left w:w="0" w:type="dxa"/>
+              <w:right w:w="0" w:type="dxa"/>
+            </w:tcMar>
+            <w:vAlign w:val="top"/>
+          </w:tcPr>
+          <w:p>
+            <w:pPr>
+              <w:pStyle w:val="Normal"/>
+              <w:jc w:val="center"/>
+              <w:pBdr>
+                <w:bottom w:val="none" w:sz="0" w:space="0" w:color="000000"/>
+                <w:top w:val="none" w:sz="0" w:space="0" w:color="000000"/>
+                <w:left w:val="none" w:sz="0" w:space="0" w:color="000000"/>
+                <w:right w:val="none" w:sz="0" w:space="0" w:color="000000"/>
+              </w:pBdr>
+              <w:spacing w:after="100" w:before="100" w:line="240"/>
+              <w:ind w:left="100" w:right="100" w:firstLine="0" w:firstLineChars="0"/>
+              <w:rPr>
+                <w:rFonts w:ascii="Helvetica" w:hAnsi="Helvetica" w:eastAsia="Helvetica" w:cs="Helvetica"/>
+                <w:i w:val="false"/>
+                <w:b w:val="false"/>
+                <w:u w:val="none"/>
+                <w:sz w:val="22"/>
+                <w:szCs w:val="22"/>
+                <w:color w:val="000000"/>
+              </w:rPr>
+            </w:pPr>
+            <w:r>
+              <w:rPr>
+                <w:rFonts w:ascii="Helvetica" w:hAnsi="Helvetica" w:eastAsia="Helvetica" w:cs="Helvetica"/>
+                <w:i w:val="false"/>
+                <w:b w:val="false"/>
+                <w:u w:val="none"/>
+                <w:sz w:val="22"/>
+                <w:szCs w:val="22"/>
+                <w:color w:val="000000"/>
+              </w:rPr>
+              <w:t xml:space="preserve">-18, 14</w:t>
+            </w:r>
+          </w:p>
+        </w:tc>
+        <w:tc>
+          <w:tcPr>
+            <w:tcBorders>
+              <w:bottom w:val="none" w:sz="0" w:space="0" w:color="000000"/>
+              <w:top w:val="none" w:sz="0" w:space="0" w:color="000000"/>
+              <w:left w:val="none" w:sz="0" w:space="0" w:color="000000"/>
+              <w:right w:val="none" w:sz="0" w:space="0" w:color="000000"/>
+            </w:tcBorders>
+            <w:shd w:val="clear" w:color="auto" w:fill="FFFFFF"/>
+            <w:tcMar>
+              <w:top w:w="0" w:type="dxa"/>
+              <w:bottom w:w="0" w:type="dxa"/>
+              <w:left w:w="0" w:type="dxa"/>
+              <w:right w:w="0" w:type="dxa"/>
+            </w:tcMar>
+            <w:vAlign w:val="top"/>
+          </w:tcPr>
+          <w:p>
+            <w:pPr>
+              <w:pStyle w:val="Normal"/>
+              <w:jc w:val="center"/>
+              <w:pBdr>
+                <w:bottom w:val="none" w:sz="0" w:space="0" w:color="000000"/>
+                <w:top w:val="none" w:sz="0" w:space="0" w:color="000000"/>
+                <w:left w:val="none" w:sz="0" w:space="0" w:color="000000"/>
+                <w:right w:val="none" w:sz="0" w:space="0" w:color="000000"/>
+              </w:pBdr>
+              <w:spacing w:after="100" w:before="100" w:line="240"/>
+              <w:ind w:left="100" w:right="100" w:firstLine="0" w:firstLineChars="0"/>
+              <w:rPr>
+                <w:rFonts w:ascii="Helvetica" w:hAnsi="Helvetica" w:eastAsia="Helvetica" w:cs="Helvetica"/>
+                <w:i w:val="false"/>
+                <w:b w:val="false"/>
+                <w:u w:val="none"/>
+                <w:sz w:val="22"/>
+                <w:szCs w:val="22"/>
+                <w:color w:val="000000"/>
+              </w:rPr>
+            </w:pPr>
+            <w:r>
+              <w:rPr>
+                <w:rFonts w:ascii="Helvetica" w:hAnsi="Helvetica" w:eastAsia="Helvetica" w:cs="Helvetica"/>
+                <w:i w:val="false"/>
+                <w:b w:val="false"/>
+                <w:u w:val="none"/>
+                <w:sz w:val="22"/>
+                <w:szCs w:val="22"/>
+                <w:color w:val="000000"/>
+              </w:rPr>
+              <w:t xml:space="preserve">0.822</w:t>
             </w:r>
           </w:p>
         </w:tc>
@@ -12669,113 +12669,113 @@
                 <w:szCs w:val="22"/>
                 <w:color w:val="000000"/>
               </w:rPr>
-              <w:t xml:space="preserve">-12</w:t>
-            </w:r>
-          </w:p>
-        </w:tc>
-        <w:tc>
-          <w:tcPr>
-            <w:tcBorders>
-              <w:bottom w:val="none" w:sz="0" w:space="0" w:color="000000"/>
-              <w:top w:val="none" w:sz="0" w:space="0" w:color="000000"/>
-              <w:left w:val="none" w:sz="0" w:space="0" w:color="000000"/>
-              <w:right w:val="none" w:sz="0" w:space="0" w:color="000000"/>
-            </w:tcBorders>
-            <w:shd w:val="clear" w:color="auto" w:fill="FFFFFF"/>
-            <w:tcMar>
-              <w:top w:w="0" w:type="dxa"/>
-              <w:bottom w:w="0" w:type="dxa"/>
-              <w:left w:w="0" w:type="dxa"/>
-              <w:right w:w="0" w:type="dxa"/>
-            </w:tcMar>
-            <w:vAlign w:val="top"/>
-          </w:tcPr>
-          <w:p>
-            <w:pPr>
-              <w:pStyle w:val="Normal"/>
-              <w:jc w:val="center"/>
-              <w:pBdr>
-                <w:bottom w:val="none" w:sz="0" w:space="0" w:color="000000"/>
-                <w:top w:val="none" w:sz="0" w:space="0" w:color="000000"/>
-                <w:left w:val="none" w:sz="0" w:space="0" w:color="000000"/>
-                <w:right w:val="none" w:sz="0" w:space="0" w:color="000000"/>
-              </w:pBdr>
-              <w:spacing w:after="100" w:before="100" w:line="240"/>
-              <w:ind w:left="100" w:right="100" w:firstLine="0" w:firstLineChars="0"/>
-              <w:rPr>
-                <w:rFonts w:ascii="Helvetica" w:hAnsi="Helvetica" w:eastAsia="Helvetica" w:cs="Helvetica"/>
-                <w:i w:val="false"/>
-                <w:b w:val="false"/>
-                <w:u w:val="none"/>
-                <w:sz w:val="22"/>
-                <w:szCs w:val="22"/>
-                <w:color w:val="000000"/>
-              </w:rPr>
-            </w:pPr>
-            <w:r>
-              <w:rPr>
-                <w:rFonts w:ascii="Helvetica" w:hAnsi="Helvetica" w:eastAsia="Helvetica" w:cs="Helvetica"/>
-                <w:i w:val="false"/>
-                <w:b w:val="false"/>
-                <w:u w:val="none"/>
-                <w:sz w:val="22"/>
-                <w:szCs w:val="22"/>
-                <w:color w:val="000000"/>
-              </w:rPr>
-              <w:t xml:space="preserve">-36, 13</w:t>
-            </w:r>
-          </w:p>
-        </w:tc>
-        <w:tc>
-          <w:tcPr>
-            <w:tcBorders>
-              <w:bottom w:val="none" w:sz="0" w:space="0" w:color="000000"/>
-              <w:top w:val="none" w:sz="0" w:space="0" w:color="000000"/>
-              <w:left w:val="none" w:sz="0" w:space="0" w:color="000000"/>
-              <w:right w:val="none" w:sz="0" w:space="0" w:color="000000"/>
-            </w:tcBorders>
-            <w:shd w:val="clear" w:color="auto" w:fill="FFFFFF"/>
-            <w:tcMar>
-              <w:top w:w="0" w:type="dxa"/>
-              <w:bottom w:w="0" w:type="dxa"/>
-              <w:left w:w="0" w:type="dxa"/>
-              <w:right w:w="0" w:type="dxa"/>
-            </w:tcMar>
-            <w:vAlign w:val="top"/>
-          </w:tcPr>
-          <w:p>
-            <w:pPr>
-              <w:pStyle w:val="Normal"/>
-              <w:jc w:val="center"/>
-              <w:pBdr>
-                <w:bottom w:val="none" w:sz="0" w:space="0" w:color="000000"/>
-                <w:top w:val="none" w:sz="0" w:space="0" w:color="000000"/>
-                <w:left w:val="none" w:sz="0" w:space="0" w:color="000000"/>
-                <w:right w:val="none" w:sz="0" w:space="0" w:color="000000"/>
-              </w:pBdr>
-              <w:spacing w:after="100" w:before="100" w:line="240"/>
-              <w:ind w:left="100" w:right="100" w:firstLine="0" w:firstLineChars="0"/>
-              <w:rPr>
-                <w:rFonts w:ascii="Helvetica" w:hAnsi="Helvetica" w:eastAsia="Helvetica" w:cs="Helvetica"/>
-                <w:i w:val="false"/>
-                <w:b w:val="false"/>
-                <w:u w:val="none"/>
-                <w:sz w:val="22"/>
-                <w:szCs w:val="22"/>
-                <w:color w:val="000000"/>
-              </w:rPr>
-            </w:pPr>
-            <w:r>
-              <w:rPr>
-                <w:rFonts w:ascii="Helvetica" w:hAnsi="Helvetica" w:eastAsia="Helvetica" w:cs="Helvetica"/>
-                <w:i w:val="false"/>
-                <w:b w:val="false"/>
-                <w:u w:val="none"/>
-                <w:sz w:val="22"/>
-                <w:szCs w:val="22"/>
-                <w:color w:val="000000"/>
-              </w:rPr>
-              <w:t xml:space="preserve">0.352</w:t>
+              <w:t xml:space="preserve">-11</w:t>
+            </w:r>
+          </w:p>
+        </w:tc>
+        <w:tc>
+          <w:tcPr>
+            <w:tcBorders>
+              <w:bottom w:val="none" w:sz="0" w:space="0" w:color="000000"/>
+              <w:top w:val="none" w:sz="0" w:space="0" w:color="000000"/>
+              <w:left w:val="none" w:sz="0" w:space="0" w:color="000000"/>
+              <w:right w:val="none" w:sz="0" w:space="0" w:color="000000"/>
+            </w:tcBorders>
+            <w:shd w:val="clear" w:color="auto" w:fill="FFFFFF"/>
+            <w:tcMar>
+              <w:top w:w="0" w:type="dxa"/>
+              <w:bottom w:w="0" w:type="dxa"/>
+              <w:left w:w="0" w:type="dxa"/>
+              <w:right w:w="0" w:type="dxa"/>
+            </w:tcMar>
+            <w:vAlign w:val="top"/>
+          </w:tcPr>
+          <w:p>
+            <w:pPr>
+              <w:pStyle w:val="Normal"/>
+              <w:jc w:val="center"/>
+              <w:pBdr>
+                <w:bottom w:val="none" w:sz="0" w:space="0" w:color="000000"/>
+                <w:top w:val="none" w:sz="0" w:space="0" w:color="000000"/>
+                <w:left w:val="none" w:sz="0" w:space="0" w:color="000000"/>
+                <w:right w:val="none" w:sz="0" w:space="0" w:color="000000"/>
+              </w:pBdr>
+              <w:spacing w:after="100" w:before="100" w:line="240"/>
+              <w:ind w:left="100" w:right="100" w:firstLine="0" w:firstLineChars="0"/>
+              <w:rPr>
+                <w:rFonts w:ascii="Helvetica" w:hAnsi="Helvetica" w:eastAsia="Helvetica" w:cs="Helvetica"/>
+                <w:i w:val="false"/>
+                <w:b w:val="false"/>
+                <w:u w:val="none"/>
+                <w:sz w:val="22"/>
+                <w:szCs w:val="22"/>
+                <w:color w:val="000000"/>
+              </w:rPr>
+            </w:pPr>
+            <w:r>
+              <w:rPr>
+                <w:rFonts w:ascii="Helvetica" w:hAnsi="Helvetica" w:eastAsia="Helvetica" w:cs="Helvetica"/>
+                <w:i w:val="false"/>
+                <w:b w:val="false"/>
+                <w:u w:val="none"/>
+                <w:sz w:val="22"/>
+                <w:szCs w:val="22"/>
+                <w:color w:val="000000"/>
+              </w:rPr>
+              <w:t xml:space="preserve">-35, 14</w:t>
+            </w:r>
+          </w:p>
+        </w:tc>
+        <w:tc>
+          <w:tcPr>
+            <w:tcBorders>
+              <w:bottom w:val="none" w:sz="0" w:space="0" w:color="000000"/>
+              <w:top w:val="none" w:sz="0" w:space="0" w:color="000000"/>
+              <w:left w:val="none" w:sz="0" w:space="0" w:color="000000"/>
+              <w:right w:val="none" w:sz="0" w:space="0" w:color="000000"/>
+            </w:tcBorders>
+            <w:shd w:val="clear" w:color="auto" w:fill="FFFFFF"/>
+            <w:tcMar>
+              <w:top w:w="0" w:type="dxa"/>
+              <w:bottom w:w="0" w:type="dxa"/>
+              <w:left w:w="0" w:type="dxa"/>
+              <w:right w:w="0" w:type="dxa"/>
+            </w:tcMar>
+            <w:vAlign w:val="top"/>
+          </w:tcPr>
+          <w:p>
+            <w:pPr>
+              <w:pStyle w:val="Normal"/>
+              <w:jc w:val="center"/>
+              <w:pBdr>
+                <w:bottom w:val="none" w:sz="0" w:space="0" w:color="000000"/>
+                <w:top w:val="none" w:sz="0" w:space="0" w:color="000000"/>
+                <w:left w:val="none" w:sz="0" w:space="0" w:color="000000"/>
+                <w:right w:val="none" w:sz="0" w:space="0" w:color="000000"/>
+              </w:pBdr>
+              <w:spacing w:after="100" w:before="100" w:line="240"/>
+              <w:ind w:left="100" w:right="100" w:firstLine="0" w:firstLineChars="0"/>
+              <w:rPr>
+                <w:rFonts w:ascii="Helvetica" w:hAnsi="Helvetica" w:eastAsia="Helvetica" w:cs="Helvetica"/>
+                <w:i w:val="false"/>
+                <w:b w:val="false"/>
+                <w:u w:val="none"/>
+                <w:sz w:val="22"/>
+                <w:szCs w:val="22"/>
+                <w:color w:val="000000"/>
+              </w:rPr>
+            </w:pPr>
+            <w:r>
+              <w:rPr>
+                <w:rFonts w:ascii="Helvetica" w:hAnsi="Helvetica" w:eastAsia="Helvetica" w:cs="Helvetica"/>
+                <w:i w:val="false"/>
+                <w:b w:val="false"/>
+                <w:u w:val="none"/>
+                <w:sz w:val="22"/>
+                <w:szCs w:val="22"/>
+                <w:color w:val="000000"/>
+              </w:rPr>
+              <w:t xml:space="preserve">0.384</w:t>
             </w:r>
           </w:p>
         </w:tc>
@@ -13152,113 +13152,113 @@
                 <w:szCs w:val="22"/>
                 <w:color w:val="000000"/>
               </w:rPr>
-              <w:t xml:space="preserve">9.4</w:t>
-            </w:r>
-          </w:p>
-        </w:tc>
-        <w:tc>
-          <w:tcPr>
-            <w:tcBorders>
-              <w:bottom w:val="none" w:sz="0" w:space="0" w:color="000000"/>
-              <w:top w:val="none" w:sz="0" w:space="0" w:color="000000"/>
-              <w:left w:val="none" w:sz="0" w:space="0" w:color="000000"/>
-              <w:right w:val="none" w:sz="0" w:space="0" w:color="000000"/>
-            </w:tcBorders>
-            <w:shd w:val="clear" w:color="auto" w:fill="FFFFFF"/>
-            <w:tcMar>
-              <w:top w:w="0" w:type="dxa"/>
-              <w:bottom w:w="0" w:type="dxa"/>
-              <w:left w:w="0" w:type="dxa"/>
-              <w:right w:w="0" w:type="dxa"/>
-            </w:tcMar>
-            <w:vAlign w:val="top"/>
-          </w:tcPr>
-          <w:p>
-            <w:pPr>
-              <w:pStyle w:val="Normal"/>
-              <w:jc w:val="center"/>
-              <w:pBdr>
-                <w:bottom w:val="none" w:sz="0" w:space="0" w:color="000000"/>
-                <w:top w:val="none" w:sz="0" w:space="0" w:color="000000"/>
-                <w:left w:val="none" w:sz="0" w:space="0" w:color="000000"/>
-                <w:right w:val="none" w:sz="0" w:space="0" w:color="000000"/>
-              </w:pBdr>
-              <w:spacing w:after="100" w:before="100" w:line="240"/>
-              <w:ind w:left="100" w:right="100" w:firstLine="0" w:firstLineChars="0"/>
-              <w:rPr>
-                <w:rFonts w:ascii="Helvetica" w:hAnsi="Helvetica" w:eastAsia="Helvetica" w:cs="Helvetica"/>
-                <w:i w:val="false"/>
-                <w:b w:val="false"/>
-                <w:u w:val="none"/>
-                <w:sz w:val="22"/>
-                <w:szCs w:val="22"/>
-                <w:color w:val="000000"/>
-              </w:rPr>
-            </w:pPr>
-            <w:r>
-              <w:rPr>
-                <w:rFonts w:ascii="Helvetica" w:hAnsi="Helvetica" w:eastAsia="Helvetica" w:cs="Helvetica"/>
-                <w:i w:val="false"/>
-                <w:b w:val="false"/>
-                <w:u w:val="none"/>
-                <w:sz w:val="22"/>
-                <w:szCs w:val="22"/>
-                <w:color w:val="000000"/>
-              </w:rPr>
-              <w:t xml:space="preserve">-1.4, 20</w:t>
-            </w:r>
-          </w:p>
-        </w:tc>
-        <w:tc>
-          <w:tcPr>
-            <w:tcBorders>
-              <w:bottom w:val="none" w:sz="0" w:space="0" w:color="000000"/>
-              <w:top w:val="none" w:sz="0" w:space="0" w:color="000000"/>
-              <w:left w:val="none" w:sz="0" w:space="0" w:color="000000"/>
-              <w:right w:val="none" w:sz="0" w:space="0" w:color="000000"/>
-            </w:tcBorders>
-            <w:shd w:val="clear" w:color="auto" w:fill="FFFFFF"/>
-            <w:tcMar>
-              <w:top w:w="0" w:type="dxa"/>
-              <w:bottom w:w="0" w:type="dxa"/>
-              <w:left w:w="0" w:type="dxa"/>
-              <w:right w:w="0" w:type="dxa"/>
-            </w:tcMar>
-            <w:vAlign w:val="top"/>
-          </w:tcPr>
-          <w:p>
-            <w:pPr>
-              <w:pStyle w:val="Normal"/>
-              <w:jc w:val="center"/>
-              <w:pBdr>
-                <w:bottom w:val="none" w:sz="0" w:space="0" w:color="000000"/>
-                <w:top w:val="none" w:sz="0" w:space="0" w:color="000000"/>
-                <w:left w:val="none" w:sz="0" w:space="0" w:color="000000"/>
-                <w:right w:val="none" w:sz="0" w:space="0" w:color="000000"/>
-              </w:pBdr>
-              <w:spacing w:after="100" w:before="100" w:line="240"/>
-              <w:ind w:left="100" w:right="100" w:firstLine="0" w:firstLineChars="0"/>
-              <w:rPr>
-                <w:rFonts w:ascii="Helvetica" w:hAnsi="Helvetica" w:eastAsia="Helvetica" w:cs="Helvetica"/>
-                <w:i w:val="false"/>
-                <w:b w:val="false"/>
-                <w:u w:val="none"/>
-                <w:sz w:val="22"/>
-                <w:szCs w:val="22"/>
-                <w:color w:val="000000"/>
-              </w:rPr>
-            </w:pPr>
-            <w:r>
-              <w:rPr>
-                <w:rFonts w:ascii="Helvetica" w:hAnsi="Helvetica" w:eastAsia="Helvetica" w:cs="Helvetica"/>
-                <w:i w:val="false"/>
-                <w:b w:val="false"/>
-                <w:u w:val="none"/>
-                <w:sz w:val="22"/>
-                <w:szCs w:val="22"/>
-                <w:color w:val="000000"/>
-              </w:rPr>
-              <w:t xml:space="preserve">0.088</w:t>
+              <w:t xml:space="preserve">9.7</w:t>
+            </w:r>
+          </w:p>
+        </w:tc>
+        <w:tc>
+          <w:tcPr>
+            <w:tcBorders>
+              <w:bottom w:val="none" w:sz="0" w:space="0" w:color="000000"/>
+              <w:top w:val="none" w:sz="0" w:space="0" w:color="000000"/>
+              <w:left w:val="none" w:sz="0" w:space="0" w:color="000000"/>
+              <w:right w:val="none" w:sz="0" w:space="0" w:color="000000"/>
+            </w:tcBorders>
+            <w:shd w:val="clear" w:color="auto" w:fill="FFFFFF"/>
+            <w:tcMar>
+              <w:top w:w="0" w:type="dxa"/>
+              <w:bottom w:w="0" w:type="dxa"/>
+              <w:left w:w="0" w:type="dxa"/>
+              <w:right w:w="0" w:type="dxa"/>
+            </w:tcMar>
+            <w:vAlign w:val="top"/>
+          </w:tcPr>
+          <w:p>
+            <w:pPr>
+              <w:pStyle w:val="Normal"/>
+              <w:jc w:val="center"/>
+              <w:pBdr>
+                <w:bottom w:val="none" w:sz="0" w:space="0" w:color="000000"/>
+                <w:top w:val="none" w:sz="0" w:space="0" w:color="000000"/>
+                <w:left w:val="none" w:sz="0" w:space="0" w:color="000000"/>
+                <w:right w:val="none" w:sz="0" w:space="0" w:color="000000"/>
+              </w:pBdr>
+              <w:spacing w:after="100" w:before="100" w:line="240"/>
+              <w:ind w:left="100" w:right="100" w:firstLine="0" w:firstLineChars="0"/>
+              <w:rPr>
+                <w:rFonts w:ascii="Helvetica" w:hAnsi="Helvetica" w:eastAsia="Helvetica" w:cs="Helvetica"/>
+                <w:i w:val="false"/>
+                <w:b w:val="false"/>
+                <w:u w:val="none"/>
+                <w:sz w:val="22"/>
+                <w:szCs w:val="22"/>
+                <w:color w:val="000000"/>
+              </w:rPr>
+            </w:pPr>
+            <w:r>
+              <w:rPr>
+                <w:rFonts w:ascii="Helvetica" w:hAnsi="Helvetica" w:eastAsia="Helvetica" w:cs="Helvetica"/>
+                <w:i w:val="false"/>
+                <w:b w:val="false"/>
+                <w:u w:val="none"/>
+                <w:sz w:val="22"/>
+                <w:szCs w:val="22"/>
+                <w:color w:val="000000"/>
+              </w:rPr>
+              <w:t xml:space="preserve">-0.94, 20</w:t>
+            </w:r>
+          </w:p>
+        </w:tc>
+        <w:tc>
+          <w:tcPr>
+            <w:tcBorders>
+              <w:bottom w:val="none" w:sz="0" w:space="0" w:color="000000"/>
+              <w:top w:val="none" w:sz="0" w:space="0" w:color="000000"/>
+              <w:left w:val="none" w:sz="0" w:space="0" w:color="000000"/>
+              <w:right w:val="none" w:sz="0" w:space="0" w:color="000000"/>
+            </w:tcBorders>
+            <w:shd w:val="clear" w:color="auto" w:fill="FFFFFF"/>
+            <w:tcMar>
+              <w:top w:w="0" w:type="dxa"/>
+              <w:bottom w:w="0" w:type="dxa"/>
+              <w:left w:w="0" w:type="dxa"/>
+              <w:right w:w="0" w:type="dxa"/>
+            </w:tcMar>
+            <w:vAlign w:val="top"/>
+          </w:tcPr>
+          <w:p>
+            <w:pPr>
+              <w:pStyle w:val="Normal"/>
+              <w:jc w:val="center"/>
+              <w:pBdr>
+                <w:bottom w:val="none" w:sz="0" w:space="0" w:color="000000"/>
+                <w:top w:val="none" w:sz="0" w:space="0" w:color="000000"/>
+                <w:left w:val="none" w:sz="0" w:space="0" w:color="000000"/>
+                <w:right w:val="none" w:sz="0" w:space="0" w:color="000000"/>
+              </w:pBdr>
+              <w:spacing w:after="100" w:before="100" w:line="240"/>
+              <w:ind w:left="100" w:right="100" w:firstLine="0" w:firstLineChars="0"/>
+              <w:rPr>
+                <w:rFonts w:ascii="Helvetica" w:hAnsi="Helvetica" w:eastAsia="Helvetica" w:cs="Helvetica"/>
+                <w:i w:val="false"/>
+                <w:b w:val="false"/>
+                <w:u w:val="none"/>
+                <w:sz w:val="22"/>
+                <w:szCs w:val="22"/>
+                <w:color w:val="000000"/>
+              </w:rPr>
+            </w:pPr>
+            <w:r>
+              <w:rPr>
+                <w:rFonts w:ascii="Helvetica" w:hAnsi="Helvetica" w:eastAsia="Helvetica" w:cs="Helvetica"/>
+                <w:i w:val="false"/>
+                <w:b w:val="false"/>
+                <w:u w:val="none"/>
+                <w:sz w:val="22"/>
+                <w:szCs w:val="22"/>
+                <w:color w:val="000000"/>
+              </w:rPr>
+              <w:t xml:space="preserve">0.073</w:t>
             </w:r>
           </w:p>
         </w:tc>
@@ -13688,60 +13688,60 @@
                 <w:szCs w:val="22"/>
                 <w:color w:val="000000"/>
               </w:rPr>
-              <w:t xml:space="preserve">-0.97, -0.06</w:t>
-            </w:r>
-          </w:p>
-        </w:tc>
-        <w:tc>
-          <w:tcPr>
-            <w:tcBorders>
-              <w:bottom w:val="none" w:sz="0" w:space="0" w:color="000000"/>
-              <w:top w:val="none" w:sz="0" w:space="0" w:color="000000"/>
-              <w:left w:val="none" w:sz="0" w:space="0" w:color="000000"/>
-              <w:right w:val="none" w:sz="0" w:space="0" w:color="000000"/>
-            </w:tcBorders>
-            <w:shd w:val="clear" w:color="auto" w:fill="FFFFFF"/>
-            <w:tcMar>
-              <w:top w:w="0" w:type="dxa"/>
-              <w:bottom w:w="0" w:type="dxa"/>
-              <w:left w:w="0" w:type="dxa"/>
-              <w:right w:w="0" w:type="dxa"/>
-            </w:tcMar>
-            <w:vAlign w:val="top"/>
-          </w:tcPr>
-          <w:p>
-            <w:pPr>
-              <w:pStyle w:val="Normal"/>
-              <w:jc w:val="center"/>
-              <w:pBdr>
-                <w:bottom w:val="none" w:sz="0" w:space="0" w:color="000000"/>
-                <w:top w:val="none" w:sz="0" w:space="0" w:color="000000"/>
-                <w:left w:val="none" w:sz="0" w:space="0" w:color="000000"/>
-                <w:right w:val="none" w:sz="0" w:space="0" w:color="000000"/>
-              </w:pBdr>
-              <w:spacing w:after="100" w:before="100" w:line="240"/>
-              <w:ind w:left="100" w:right="100" w:firstLine="0" w:firstLineChars="0"/>
-              <w:rPr>
-                <w:rFonts w:ascii="Helvetica" w:hAnsi="Helvetica" w:eastAsia="Helvetica" w:cs="Helvetica"/>
-                <w:i w:val="false"/>
-                <w:b w:val="false"/>
-                <w:u w:val="none"/>
-                <w:sz w:val="22"/>
-                <w:szCs w:val="22"/>
-                <w:color w:val="000000"/>
-              </w:rPr>
-            </w:pPr>
-            <w:r>
-              <w:rPr>
-                <w:rFonts w:ascii="Helvetica" w:hAnsi="Helvetica" w:eastAsia="Helvetica" w:cs="Helvetica"/>
-                <w:i w:val="false"/>
-                <w:b w:val="false"/>
-                <w:u w:val="none"/>
-                <w:sz w:val="22"/>
-                <w:szCs w:val="22"/>
-                <w:color w:val="000000"/>
-              </w:rPr>
-              <w:t xml:space="preserve">0.027</w:t>
+              <w:t xml:space="preserve">-0.94, -0.07</w:t>
+            </w:r>
+          </w:p>
+        </w:tc>
+        <w:tc>
+          <w:tcPr>
+            <w:tcBorders>
+              <w:bottom w:val="none" w:sz="0" w:space="0" w:color="000000"/>
+              <w:top w:val="none" w:sz="0" w:space="0" w:color="000000"/>
+              <w:left w:val="none" w:sz="0" w:space="0" w:color="000000"/>
+              <w:right w:val="none" w:sz="0" w:space="0" w:color="000000"/>
+            </w:tcBorders>
+            <w:shd w:val="clear" w:color="auto" w:fill="FFFFFF"/>
+            <w:tcMar>
+              <w:top w:w="0" w:type="dxa"/>
+              <w:bottom w:w="0" w:type="dxa"/>
+              <w:left w:w="0" w:type="dxa"/>
+              <w:right w:w="0" w:type="dxa"/>
+            </w:tcMar>
+            <w:vAlign w:val="top"/>
+          </w:tcPr>
+          <w:p>
+            <w:pPr>
+              <w:pStyle w:val="Normal"/>
+              <w:jc w:val="center"/>
+              <w:pBdr>
+                <w:bottom w:val="none" w:sz="0" w:space="0" w:color="000000"/>
+                <w:top w:val="none" w:sz="0" w:space="0" w:color="000000"/>
+                <w:left w:val="none" w:sz="0" w:space="0" w:color="000000"/>
+                <w:right w:val="none" w:sz="0" w:space="0" w:color="000000"/>
+              </w:pBdr>
+              <w:spacing w:after="100" w:before="100" w:line="240"/>
+              <w:ind w:left="100" w:right="100" w:firstLine="0" w:firstLineChars="0"/>
+              <w:rPr>
+                <w:rFonts w:ascii="Helvetica" w:hAnsi="Helvetica" w:eastAsia="Helvetica" w:cs="Helvetica"/>
+                <w:i w:val="false"/>
+                <w:b w:val="false"/>
+                <w:u w:val="none"/>
+                <w:sz w:val="22"/>
+                <w:szCs w:val="22"/>
+                <w:color w:val="000000"/>
+              </w:rPr>
+            </w:pPr>
+            <w:r>
+              <w:rPr>
+                <w:rFonts w:ascii="Helvetica" w:hAnsi="Helvetica" w:eastAsia="Helvetica" w:cs="Helvetica"/>
+                <w:i w:val="false"/>
+                <w:b w:val="false"/>
+                <w:u w:val="none"/>
+                <w:sz w:val="22"/>
+                <w:szCs w:val="22"/>
+                <w:color w:val="000000"/>
+              </w:rPr>
+              <w:t xml:space="preserve">0.022</w:t>
             </w:r>
           </w:p>
         </w:tc>
@@ -14171,7 +14171,7 @@
                 <w:szCs w:val="22"/>
                 <w:color w:val="000000"/>
               </w:rPr>
-              <w:t xml:space="preserve">4.4, 19</w:t>
+              <w:t xml:space="preserve">4.6, 19</w:t>
             </w:r>
           </w:p>
         </w:tc>
@@ -14601,113 +14601,113 @@
                 <w:szCs w:val="22"/>
                 <w:color w:val="000000"/>
               </w:rPr>
-              <w:t xml:space="preserve">-2.4</w:t>
-            </w:r>
-          </w:p>
-        </w:tc>
-        <w:tc>
-          <w:tcPr>
-            <w:tcBorders>
-              <w:bottom w:val="none" w:sz="0" w:space="0" w:color="000000"/>
-              <w:top w:val="none" w:sz="0" w:space="0" w:color="000000"/>
-              <w:left w:val="none" w:sz="0" w:space="0" w:color="000000"/>
-              <w:right w:val="none" w:sz="0" w:space="0" w:color="000000"/>
-            </w:tcBorders>
-            <w:shd w:val="clear" w:color="auto" w:fill="FFFFFF"/>
-            <w:tcMar>
-              <w:top w:w="0" w:type="dxa"/>
-              <w:bottom w:w="0" w:type="dxa"/>
-              <w:left w:w="0" w:type="dxa"/>
-              <w:right w:w="0" w:type="dxa"/>
-            </w:tcMar>
-            <w:vAlign w:val="top"/>
-          </w:tcPr>
-          <w:p>
-            <w:pPr>
-              <w:pStyle w:val="Normal"/>
-              <w:jc w:val="center"/>
-              <w:pBdr>
-                <w:bottom w:val="none" w:sz="0" w:space="0" w:color="000000"/>
-                <w:top w:val="none" w:sz="0" w:space="0" w:color="000000"/>
-                <w:left w:val="none" w:sz="0" w:space="0" w:color="000000"/>
-                <w:right w:val="none" w:sz="0" w:space="0" w:color="000000"/>
-              </w:pBdr>
-              <w:spacing w:after="100" w:before="100" w:line="240"/>
-              <w:ind w:left="100" w:right="100" w:firstLine="0" w:firstLineChars="0"/>
-              <w:rPr>
-                <w:rFonts w:ascii="Helvetica" w:hAnsi="Helvetica" w:eastAsia="Helvetica" w:cs="Helvetica"/>
-                <w:i w:val="false"/>
-                <w:b w:val="false"/>
-                <w:u w:val="none"/>
-                <w:sz w:val="22"/>
-                <w:szCs w:val="22"/>
-                <w:color w:val="000000"/>
-              </w:rPr>
-            </w:pPr>
-            <w:r>
-              <w:rPr>
-                <w:rFonts w:ascii="Helvetica" w:hAnsi="Helvetica" w:eastAsia="Helvetica" w:cs="Helvetica"/>
-                <w:i w:val="false"/>
-                <w:b w:val="false"/>
-                <w:u w:val="none"/>
-                <w:sz w:val="22"/>
-                <w:szCs w:val="22"/>
-                <w:color w:val="000000"/>
-              </w:rPr>
-              <w:t xml:space="preserve">-9.4, 4.5</w:t>
-            </w:r>
-          </w:p>
-        </w:tc>
-        <w:tc>
-          <w:tcPr>
-            <w:tcBorders>
-              <w:bottom w:val="none" w:sz="0" w:space="0" w:color="000000"/>
-              <w:top w:val="none" w:sz="0" w:space="0" w:color="000000"/>
-              <w:left w:val="none" w:sz="0" w:space="0" w:color="000000"/>
-              <w:right w:val="none" w:sz="0" w:space="0" w:color="000000"/>
-            </w:tcBorders>
-            <w:shd w:val="clear" w:color="auto" w:fill="FFFFFF"/>
-            <w:tcMar>
-              <w:top w:w="0" w:type="dxa"/>
-              <w:bottom w:w="0" w:type="dxa"/>
-              <w:left w:w="0" w:type="dxa"/>
-              <w:right w:w="0" w:type="dxa"/>
-            </w:tcMar>
-            <w:vAlign w:val="top"/>
-          </w:tcPr>
-          <w:p>
-            <w:pPr>
-              <w:pStyle w:val="Normal"/>
-              <w:jc w:val="center"/>
-              <w:pBdr>
-                <w:bottom w:val="none" w:sz="0" w:space="0" w:color="000000"/>
-                <w:top w:val="none" w:sz="0" w:space="0" w:color="000000"/>
-                <w:left w:val="none" w:sz="0" w:space="0" w:color="000000"/>
-                <w:right w:val="none" w:sz="0" w:space="0" w:color="000000"/>
-              </w:pBdr>
-              <w:spacing w:after="100" w:before="100" w:line="240"/>
-              <w:ind w:left="100" w:right="100" w:firstLine="0" w:firstLineChars="0"/>
-              <w:rPr>
-                <w:rFonts w:ascii="Helvetica" w:hAnsi="Helvetica" w:eastAsia="Helvetica" w:cs="Helvetica"/>
-                <w:i w:val="false"/>
-                <w:b w:val="false"/>
-                <w:u w:val="none"/>
-                <w:sz w:val="22"/>
-                <w:szCs w:val="22"/>
-                <w:color w:val="000000"/>
-              </w:rPr>
-            </w:pPr>
-            <w:r>
-              <w:rPr>
-                <w:rFonts w:ascii="Helvetica" w:hAnsi="Helvetica" w:eastAsia="Helvetica" w:cs="Helvetica"/>
-                <w:i w:val="false"/>
-                <w:b w:val="false"/>
-                <w:u w:val="none"/>
-                <w:sz w:val="22"/>
-                <w:szCs w:val="22"/>
-                <w:color w:val="000000"/>
-              </w:rPr>
-              <w:t xml:space="preserve">0.487</w:t>
+              <w:t xml:space="preserve">-2.8</w:t>
+            </w:r>
+          </w:p>
+        </w:tc>
+        <w:tc>
+          <w:tcPr>
+            <w:tcBorders>
+              <w:bottom w:val="none" w:sz="0" w:space="0" w:color="000000"/>
+              <w:top w:val="none" w:sz="0" w:space="0" w:color="000000"/>
+              <w:left w:val="none" w:sz="0" w:space="0" w:color="000000"/>
+              <w:right w:val="none" w:sz="0" w:space="0" w:color="000000"/>
+            </w:tcBorders>
+            <w:shd w:val="clear" w:color="auto" w:fill="FFFFFF"/>
+            <w:tcMar>
+              <w:top w:w="0" w:type="dxa"/>
+              <w:bottom w:w="0" w:type="dxa"/>
+              <w:left w:w="0" w:type="dxa"/>
+              <w:right w:w="0" w:type="dxa"/>
+            </w:tcMar>
+            <w:vAlign w:val="top"/>
+          </w:tcPr>
+          <w:p>
+            <w:pPr>
+              <w:pStyle w:val="Normal"/>
+              <w:jc w:val="center"/>
+              <w:pBdr>
+                <w:bottom w:val="none" w:sz="0" w:space="0" w:color="000000"/>
+                <w:top w:val="none" w:sz="0" w:space="0" w:color="000000"/>
+                <w:left w:val="none" w:sz="0" w:space="0" w:color="000000"/>
+                <w:right w:val="none" w:sz="0" w:space="0" w:color="000000"/>
+              </w:pBdr>
+              <w:spacing w:after="100" w:before="100" w:line="240"/>
+              <w:ind w:left="100" w:right="100" w:firstLine="0" w:firstLineChars="0"/>
+              <w:rPr>
+                <w:rFonts w:ascii="Helvetica" w:hAnsi="Helvetica" w:eastAsia="Helvetica" w:cs="Helvetica"/>
+                <w:i w:val="false"/>
+                <w:b w:val="false"/>
+                <w:u w:val="none"/>
+                <w:sz w:val="22"/>
+                <w:szCs w:val="22"/>
+                <w:color w:val="000000"/>
+              </w:rPr>
+            </w:pPr>
+            <w:r>
+              <w:rPr>
+                <w:rFonts w:ascii="Helvetica" w:hAnsi="Helvetica" w:eastAsia="Helvetica" w:cs="Helvetica"/>
+                <w:i w:val="false"/>
+                <w:b w:val="false"/>
+                <w:u w:val="none"/>
+                <w:sz w:val="22"/>
+                <w:szCs w:val="22"/>
+                <w:color w:val="000000"/>
+              </w:rPr>
+              <w:t xml:space="preserve">-9.5, 4.0</w:t>
+            </w:r>
+          </w:p>
+        </w:tc>
+        <w:tc>
+          <w:tcPr>
+            <w:tcBorders>
+              <w:bottom w:val="none" w:sz="0" w:space="0" w:color="000000"/>
+              <w:top w:val="none" w:sz="0" w:space="0" w:color="000000"/>
+              <w:left w:val="none" w:sz="0" w:space="0" w:color="000000"/>
+              <w:right w:val="none" w:sz="0" w:space="0" w:color="000000"/>
+            </w:tcBorders>
+            <w:shd w:val="clear" w:color="auto" w:fill="FFFFFF"/>
+            <w:tcMar>
+              <w:top w:w="0" w:type="dxa"/>
+              <w:bottom w:w="0" w:type="dxa"/>
+              <w:left w:w="0" w:type="dxa"/>
+              <w:right w:w="0" w:type="dxa"/>
+            </w:tcMar>
+            <w:vAlign w:val="top"/>
+          </w:tcPr>
+          <w:p>
+            <w:pPr>
+              <w:pStyle w:val="Normal"/>
+              <w:jc w:val="center"/>
+              <w:pBdr>
+                <w:bottom w:val="none" w:sz="0" w:space="0" w:color="000000"/>
+                <w:top w:val="none" w:sz="0" w:space="0" w:color="000000"/>
+                <w:left w:val="none" w:sz="0" w:space="0" w:color="000000"/>
+                <w:right w:val="none" w:sz="0" w:space="0" w:color="000000"/>
+              </w:pBdr>
+              <w:spacing w:after="100" w:before="100" w:line="240"/>
+              <w:ind w:left="100" w:right="100" w:firstLine="0" w:firstLineChars="0"/>
+              <w:rPr>
+                <w:rFonts w:ascii="Helvetica" w:hAnsi="Helvetica" w:eastAsia="Helvetica" w:cs="Helvetica"/>
+                <w:i w:val="false"/>
+                <w:b w:val="false"/>
+                <w:u w:val="none"/>
+                <w:sz w:val="22"/>
+                <w:szCs w:val="22"/>
+                <w:color w:val="000000"/>
+              </w:rPr>
+            </w:pPr>
+            <w:r>
+              <w:rPr>
+                <w:rFonts w:ascii="Helvetica" w:hAnsi="Helvetica" w:eastAsia="Helvetica" w:cs="Helvetica"/>
+                <w:i w:val="false"/>
+                <w:b w:val="false"/>
+                <w:u w:val="none"/>
+                <w:sz w:val="22"/>
+                <w:szCs w:val="22"/>
+                <w:color w:val="000000"/>
+              </w:rPr>
+              <w:t xml:space="preserve">0.422</w:t>
             </w:r>
           </w:p>
         </w:tc>
@@ -14766,7 +14766,7 @@
                 <w:szCs w:val="22"/>
                 <w:color w:val="000000"/>
               </w:rPr>
-              <w:t xml:space="preserve">ckd_epi_gfr_cre_cys</w:t>
+              <w:t xml:space="preserve">baseline_cre_egfr</w:t>
             </w:r>
           </w:p>
         </w:tc>
@@ -14872,7 +14872,7 @@
                 <w:szCs w:val="22"/>
                 <w:color w:val="000000"/>
               </w:rPr>
-              <w:t xml:space="preserve">-0.10</w:t>
+              <w:t xml:space="preserve">-0.20</w:t>
             </w:r>
           </w:p>
         </w:tc>
@@ -14925,7 +14925,7 @@
                 <w:szCs w:val="22"/>
                 <w:color w:val="000000"/>
               </w:rPr>
-              <w:t xml:space="preserve">-0.21, 0.02</w:t>
+              <w:t xml:space="preserve">-0.33, -0.06</w:t>
             </w:r>
           </w:p>
         </w:tc>
@@ -14978,7 +14978,7 @@
                 <w:szCs w:val="22"/>
                 <w:color w:val="000000"/>
               </w:rPr>
-              <w:t xml:space="preserve">0.101</w:t>
+              <w:t xml:space="preserve">0.004</w:t>
             </w:r>
           </w:p>
         </w:tc>
@@ -15084,7 +15084,7 @@
                 <w:szCs w:val="22"/>
                 <w:color w:val="000000"/>
               </w:rPr>
-              <w:t xml:space="preserve">-0.14</w:t>
+              <w:t xml:space="preserve">-0.22</w:t>
             </w:r>
           </w:p>
         </w:tc>
@@ -15137,7 +15137,7 @@
                 <w:szCs w:val="22"/>
                 <w:color w:val="000000"/>
               </w:rPr>
-              <w:t xml:space="preserve">-0.31, 0.02</w:t>
+              <w:t xml:space="preserve">-0.38, -0.05</w:t>
             </w:r>
           </w:p>
         </w:tc>
@@ -15190,7 +15190,7 @@
                 <w:szCs w:val="22"/>
                 <w:color w:val="000000"/>
               </w:rPr>
-              <w:t xml:space="preserve">0.090</w:t>
+              <w:t xml:space="preserve">0.009</w:t>
             </w:r>
           </w:p>
         </w:tc>
